--- a/pr-preview/pr-214/distributions-tracked-changes.docx
+++ b/pr-preview/pr-214/distributions-tracked-changes.docx
@@ -26,7 +26,7 @@
       </w:pPr>
       <w:ins w:id="2" w:author="PR Preview" w:date="2026-01-01T00:00:00Z">
         <w:r>
-          <w:t xml:space="preserve">Last modified: 2026-10-18 16:47:26 (PDT)</w:t>
+          <w:t xml:space="preserve">Last modified: 2026-10-18 21:56:25 (PDT)</w:t>
         </w:r>
       </w:ins>
     </w:p>
@@ -3756,7 +3756,7 @@
       </w:ins>
       <w:ins w:id="63" w:author="PR Preview" w:date="2026-01-01T00:00:00Z">
         <w:r>
-          <w:t xml:space="preserve">Let</w:t>
+          <w:t xml:space="preserve">Let the number of ones be</w:t>
         </w:r>
       </w:ins>
       <w:ins w:id="64" w:author="PR Preview" w:date="2026-01-01T00:00:00Z">
@@ -22097,7 +22097,7 @@
     </w:p>
     <w:bookmarkEnd w:id="76"/>
     <w:bookmarkEnd w:id="77"/>
-    <w:bookmarkStart w:id="84" w:name="sec-nb-dist"/>
+    <w:bookmarkStart w:id="85" w:name="sec-nb-dist"/>
     <w:p>
       <w:pPr>
         <w:pStyle w:val="Heading2"/>
@@ -22697,7 +22697,7 @@
       </w:r>
     </w:p>
     <w:bookmarkEnd w:id="78"/>
-    <w:bookmarkStart w:id="79" w:name="thm-nb-poisson-limit"/>
+    <w:bookmarkStart w:id="80" w:name="thm-nb-poisson-limit"/>
     <w:p>
       <w:pPr>
         <w:pStyle w:val="BodyText"/>
@@ -23528,7 +23528,7 @@
       </w:ins>
       <w:ins w:id="143" w:author="PR Preview" w:date="2026-01-01T00:00:00Z">
         <w:r>
-          <w:t xml:space="preserve">Let</w:t>
+          <w:t xml:space="preserve">Let the</w:t>
         </w:r>
       </w:ins>
       <w:ins w:id="144" w:author="PR Preview" w:date="2026-01-01T00:00:00Z">
@@ -23536,83 +23536,24 @@
           <w:t xml:space="preserve"> </w:t>
         </w:r>
       </w:ins>
-      <m:oMath>
-        <m:r>
-          <m:t>μ</m:t>
-        </m:r>
-        <m:r>
-          <m:rPr>
-            <m:sty m:val="p"/>
-          </m:rPr>
-          <m:t>&gt;</m:t>
-        </m:r>
-        <m:r>
-          <m:t>0</m:t>
-        </m:r>
-      </m:oMath>
-      <w:ins w:id="145" w:author="PR Preview" w:date="2026-01-01T00:00:00Z">
-        <w:r>
-          <w:t xml:space="preserve">, and let</w:t>
-        </w:r>
-      </w:ins>
+      <w:hyperlink r:id="rId79">
+        <w:ins w:id="145" w:author="PR Preview" w:date="2026-01-01T00:00:00Z">
+          <w:r>
+            <w:rPr>
+              <w:rStyle w:val="Hyperlink"/>
+            </w:rPr>
+            <w:t xml:space="preserve">mean</w:t>
+          </w:r>
+        </w:ins>
+      </w:hyperlink>
       <w:ins w:id="146" w:author="PR Preview" w:date="2026-01-01T00:00:00Z">
         <w:r>
           <w:t xml:space="preserve"> </w:t>
         </w:r>
       </w:ins>
-      <m:oMath>
-        <m:sSub>
-          <m:e>
-            <m:r>
-              <m:t>Y</m:t>
-            </m:r>
-          </m:e>
-          <m:sub>
-            <m:r>
-              <m:t>ρ</m:t>
-            </m:r>
-          </m:sub>
-        </m:sSub>
-        <m:r>
-          <m:rPr>
-            <m:sty m:val="p"/>
-          </m:rPr>
-          <m:t>∼</m:t>
-        </m:r>
-        <m:r>
-          <m:rPr>
-            <m:sty m:val="p"/>
-          </m:rPr>
-          <m:t>NegBin</m:t>
-        </m:r>
-        <m:r>
-          <m:rPr>
-            <m:sty m:val="p"/>
-          </m:rPr>
-          <m:t>(</m:t>
-        </m:r>
-        <m:r>
-          <m:t>μ</m:t>
-        </m:r>
-        <m:r>
-          <m:rPr>
-            <m:sty m:val="p"/>
-          </m:rPr>
-          <m:t>,</m:t>
-        </m:r>
-        <m:r>
-          <m:t>ρ</m:t>
-        </m:r>
-        <m:r>
-          <m:rPr>
-            <m:sty m:val="p"/>
-          </m:rPr>
-          <m:t>)</m:t>
-        </m:r>
-      </m:oMath>
       <w:ins w:id="147" w:author="PR Preview" w:date="2026-01-01T00:00:00Z">
         <w:r>
-          <w:t xml:space="preserve">.</w:t>
+          <w:t xml:space="preserve">be</w:t>
         </w:r>
       </w:ins>
       <w:ins w:id="148" w:author="PR Preview" w:date="2026-01-01T00:00:00Z">
@@ -23620,9 +23561,23 @@
           <w:t xml:space="preserve"> </w:t>
         </w:r>
       </w:ins>
+      <m:oMath>
+        <m:r>
+          <m:t>μ</m:t>
+        </m:r>
+        <m:r>
+          <m:rPr>
+            <m:sty m:val="p"/>
+          </m:rPr>
+          <m:t>&gt;</m:t>
+        </m:r>
+        <m:r>
+          <m:t>0</m:t>
+        </m:r>
+      </m:oMath>
       <w:ins w:id="149" w:author="PR Preview" w:date="2026-01-01T00:00:00Z">
         <w:r>
-          <w:t xml:space="preserve">Then for each</w:t>
+          <w:t xml:space="preserve">, and let</w:t>
         </w:r>
       </w:ins>
       <w:ins w:id="150" w:author="PR Preview" w:date="2026-01-01T00:00:00Z">
@@ -23631,68 +23586,58 @@
         </w:r>
       </w:ins>
       <m:oMath>
-        <m:r>
-          <m:t>y</m:t>
-        </m:r>
-        <m:r>
-          <m:rPr>
-            <m:sty m:val="p"/>
-          </m:rPr>
-          <m:t>∈</m:t>
-        </m:r>
-        <m:r>
-          <m:t>​</m:t>
-        </m:r>
-        <m:d>
-          <m:dPr>
-            <m:begChr m:val="{"/>
-            <m:sepChr m:val=""/>
-            <m:endChr m:val="}"/>
-            <m:grow/>
-          </m:dPr>
+        <m:sSub>
           <m:e>
             <m:r>
-              <m:t>0</m:t>
-            </m:r>
-            <m:r>
-              <m:rPr>
-                <m:sty m:val="p"/>
-              </m:rPr>
-              <m:t>,</m:t>
-            </m:r>
-            <m:r>
-              <m:t>1</m:t>
-            </m:r>
-            <m:r>
-              <m:rPr>
-                <m:sty m:val="p"/>
-              </m:rPr>
-              <m:t>,</m:t>
-            </m:r>
-            <m:r>
-              <m:t>2</m:t>
-            </m:r>
-            <m:r>
-              <m:rPr>
-                <m:sty m:val="p"/>
-              </m:rPr>
-              <m:t>,</m:t>
-            </m:r>
-            <m:r>
-              <m:rPr>
-                <m:sty m:val="p"/>
-              </m:rPr>
-              <m:t>…</m:t>
+              <m:t>Y</m:t>
             </m:r>
           </m:e>
-        </m:d>
-        <m:r>
-          <m:t>​</m:t>
+          <m:sub>
+            <m:r>
+              <m:t>ρ</m:t>
+            </m:r>
+          </m:sub>
+        </m:sSub>
+        <m:r>
+          <m:rPr>
+            <m:sty m:val="p"/>
+          </m:rPr>
+          <m:t>∼</m:t>
+        </m:r>
+        <m:r>
+          <m:rPr>
+            <m:sty m:val="p"/>
+          </m:rPr>
+          <m:t>NegBin</m:t>
+        </m:r>
+        <m:r>
+          <m:rPr>
+            <m:sty m:val="p"/>
+          </m:rPr>
+          <m:t>(</m:t>
+        </m:r>
+        <m:r>
+          <m:t>μ</m:t>
+        </m:r>
+        <m:r>
+          <m:rPr>
+            <m:sty m:val="p"/>
+          </m:rPr>
+          <m:t>,</m:t>
+        </m:r>
+        <m:r>
+          <m:t>ρ</m:t>
+        </m:r>
+        <m:r>
+          <m:rPr>
+            <m:sty m:val="p"/>
+          </m:rPr>
+          <m:t>)</m:t>
         </m:r>
       </m:oMath>
       <w:ins w:id="151" w:author="PR Preview" w:date="2026-01-01T00:00:00Z">
         <w:r>
-          <w:t xml:space="preserve">,</w:t>
+          <w:t xml:space="preserve">.</w:t>
         </w:r>
       </w:ins>
       <w:ins w:id="152" w:author="PR Preview" w:date="2026-01-01T00:00:00Z">
@@ -23702,7 +23647,7 @@
       </w:ins>
       <w:ins w:id="153" w:author="PR Preview" w:date="2026-01-01T00:00:00Z">
         <w:r>
-          <w:t xml:space="preserve">as</w:t>
+          <w:t xml:space="preserve">Then for each</w:t>
         </w:r>
       </w:ins>
       <w:ins w:id="154" w:author="PR Preview" w:date="2026-01-01T00:00:00Z">
@@ -23712,19 +23657,62 @@
       </w:ins>
       <m:oMath>
         <m:r>
-          <m:t>ρ</m:t>
-        </m:r>
-        <m:r>
-          <m:rPr>
-            <m:sty m:val="p"/>
-          </m:rPr>
-          <m:t>→</m:t>
-        </m:r>
-        <m:r>
-          <m:rPr>
-            <m:sty m:val="p"/>
-          </m:rPr>
-          <m:t>∞</m:t>
+          <m:t>y</m:t>
+        </m:r>
+        <m:r>
+          <m:rPr>
+            <m:sty m:val="p"/>
+          </m:rPr>
+          <m:t>∈</m:t>
+        </m:r>
+        <m:r>
+          <m:t>​</m:t>
+        </m:r>
+        <m:d>
+          <m:dPr>
+            <m:begChr m:val="{"/>
+            <m:sepChr m:val=""/>
+            <m:endChr m:val="}"/>
+            <m:grow/>
+          </m:dPr>
+          <m:e>
+            <m:r>
+              <m:t>0</m:t>
+            </m:r>
+            <m:r>
+              <m:rPr>
+                <m:sty m:val="p"/>
+              </m:rPr>
+              <m:t>,</m:t>
+            </m:r>
+            <m:r>
+              <m:t>1</m:t>
+            </m:r>
+            <m:r>
+              <m:rPr>
+                <m:sty m:val="p"/>
+              </m:rPr>
+              <m:t>,</m:t>
+            </m:r>
+            <m:r>
+              <m:t>2</m:t>
+            </m:r>
+            <m:r>
+              <m:rPr>
+                <m:sty m:val="p"/>
+              </m:rPr>
+              <m:t>,</m:t>
+            </m:r>
+            <m:r>
+              <m:rPr>
+                <m:sty m:val="p"/>
+              </m:rPr>
+              <m:t>…</m:t>
+            </m:r>
+          </m:e>
+        </m:d>
+        <m:r>
+          <m:t>​</m:t>
         </m:r>
       </m:oMath>
       <w:ins w:id="155" w:author="PR Preview" w:date="2026-01-01T00:00:00Z">
@@ -23739,7 +23727,7 @@
       </w:ins>
       <w:ins w:id="157" w:author="PR Preview" w:date="2026-01-01T00:00:00Z">
         <w:r>
-          <w:t xml:space="preserve">the negative binomial PMF converges to the</w:t>
+          <w:t xml:space="preserve">as</w:t>
         </w:r>
       </w:ins>
       <w:ins w:id="158" w:author="PR Preview" w:date="2026-01-01T00:00:00Z">
@@ -23747,8 +23735,45 @@
           <w:t xml:space="preserve"> </w:t>
         </w:r>
       </w:ins>
+      <m:oMath>
+        <m:r>
+          <m:t>ρ</m:t>
+        </m:r>
+        <m:r>
+          <m:rPr>
+            <m:sty m:val="p"/>
+          </m:rPr>
+          <m:t>→</m:t>
+        </m:r>
+        <m:r>
+          <m:rPr>
+            <m:sty m:val="p"/>
+          </m:rPr>
+          <m:t>∞</m:t>
+        </m:r>
+      </m:oMath>
+      <w:ins w:id="159" w:author="PR Preview" w:date="2026-01-01T00:00:00Z">
+        <w:r>
+          <w:t xml:space="preserve">,</w:t>
+        </w:r>
+      </w:ins>
+      <w:ins w:id="160" w:author="PR Preview" w:date="2026-01-01T00:00:00Z">
+        <w:r>
+          <w:t xml:space="preserve"> </w:t>
+        </w:r>
+      </w:ins>
+      <w:ins w:id="161" w:author="PR Preview" w:date="2026-01-01T00:00:00Z">
+        <w:r>
+          <w:t xml:space="preserve">the negative binomial PMF converges to the</w:t>
+        </w:r>
+      </w:ins>
+      <w:ins w:id="162" w:author="PR Preview" w:date="2026-01-01T00:00:00Z">
+        <w:r>
+          <w:t xml:space="preserve"> </w:t>
+        </w:r>
+      </w:ins>
       <w:hyperlink w:anchor="def-poisson">
-        <w:ins w:id="159" w:author="PR Preview" w:date="2026-01-01T00:00:00Z">
+        <w:ins w:id="163" w:author="PR Preview" w:date="2026-01-01T00:00:00Z">
           <w:r>
             <w:rPr>
               <w:rStyle w:val="Hyperlink"/>
@@ -23757,18 +23782,18 @@
           </w:r>
         </w:ins>
       </w:hyperlink>
-      <w:ins w:id="160" w:author="PR Preview" w:date="2026-01-01T00:00:00Z">
+      <w:ins w:id="164" w:author="PR Preview" w:date="2026-01-01T00:00:00Z">
         <w:r>
           <w:t xml:space="preserve"> </w:t>
         </w:r>
       </w:ins>
-      <w:ins w:id="161" w:author="PR Preview" w:date="2026-01-01T00:00:00Z">
+      <w:ins w:id="165" w:author="PR Preview" w:date="2026-01-01T00:00:00Z">
         <w:r>
           <w:t xml:space="preserve">PMF (</w:t>
         </w:r>
       </w:ins>
       <w:hyperlink w:anchor="eq-pois-pmf">
-        <w:ins w:id="162" w:author="PR Preview" w:date="2026-01-01T00:00:00Z">
+        <w:ins w:id="166" w:author="PR Preview" w:date="2026-01-01T00:00:00Z">
           <w:r>
             <w:rPr>
               <w:rStyle w:val="Hyperlink"/>
@@ -23777,7 +23802,7 @@
           </w:r>
         </w:ins>
       </w:hyperlink>
-      <w:ins w:id="163" w:author="PR Preview" w:date="2026-01-01T00:00:00Z">
+      <w:ins w:id="167" w:author="PR Preview" w:date="2026-01-01T00:00:00Z">
         <w:r>
           <w:t xml:space="preserve">):</w:t>
         </w:r>
@@ -23915,12 +23940,12 @@
         </m:oMath>
       </m:oMathPara>
     </w:p>
-    <w:bookmarkEnd w:id="79"/>
+    <w:bookmarkEnd w:id="80"/>
     <w:p>
       <w:pPr>
         <w:pStyle w:val="FirstParagraph"/>
       </w:pPr>
-      <w:ins w:id="164" w:author="PR Preview" w:date="2026-01-01T00:00:00Z">
+      <w:ins w:id="168" w:author="PR Preview" w:date="2026-01-01T00:00:00Z">
         <w:r>
           <w:rPr>
             <w:i/>
@@ -23929,39 +23954,14 @@
           <w:t xml:space="preserve">Proof</w:t>
         </w:r>
       </w:ins>
-      <w:ins w:id="165" w:author="PR Preview" w:date="2026-01-01T00:00:00Z">
+      <w:ins w:id="169" w:author="PR Preview" w:date="2026-01-01T00:00:00Z">
         <w:r>
           <w:t xml:space="preserve">. </w:t>
         </w:r>
       </w:ins>
-      <w:ins w:id="166" w:author="PR Preview" w:date="2026-01-01T00:00:00Z">
-        <w:r>
-          <w:t xml:space="preserve">Choose</w:t>
-        </w:r>
-      </w:ins>
-      <w:ins w:id="167" w:author="PR Preview" w:date="2026-01-01T00:00:00Z">
-        <w:r>
-          <w:t xml:space="preserve"> </w:t>
-        </w:r>
-      </w:ins>
-      <m:oMath>
-        <m:r>
-          <m:t>y</m:t>
-        </m:r>
-      </m:oMath>
-      <w:ins w:id="168" w:author="PR Preview" w:date="2026-01-01T00:00:00Z">
-        <w:r>
-          <w:t xml:space="preserve">.</w:t>
-        </w:r>
-      </w:ins>
-      <w:ins w:id="169" w:author="PR Preview" w:date="2026-01-01T00:00:00Z">
-        <w:r>
-          <w:t xml:space="preserve"> </w:t>
-        </w:r>
-      </w:ins>
       <w:ins w:id="170" w:author="PR Preview" w:date="2026-01-01T00:00:00Z">
         <w:r>
-          <w:t xml:space="preserve">In</w:t>
+          <w:t xml:space="preserve">Choose a count</w:t>
         </w:r>
       </w:ins>
       <w:ins w:id="171" w:author="PR Preview" w:date="2026-01-01T00:00:00Z">
@@ -23969,8 +23969,33 @@
           <w:t xml:space="preserve"> </w:t>
         </w:r>
       </w:ins>
+      <m:oMath>
+        <m:r>
+          <m:t>y</m:t>
+        </m:r>
+      </m:oMath>
+      <w:ins w:id="172" w:author="PR Preview" w:date="2026-01-01T00:00:00Z">
+        <w:r>
+          <w:t xml:space="preserve">.</w:t>
+        </w:r>
+      </w:ins>
+      <w:ins w:id="173" w:author="PR Preview" w:date="2026-01-01T00:00:00Z">
+        <w:r>
+          <w:t xml:space="preserve"> </w:t>
+        </w:r>
+      </w:ins>
+      <w:ins w:id="174" w:author="PR Preview" w:date="2026-01-01T00:00:00Z">
+        <w:r>
+          <w:t xml:space="preserve">In</w:t>
+        </w:r>
+      </w:ins>
+      <w:ins w:id="175" w:author="PR Preview" w:date="2026-01-01T00:00:00Z">
+        <w:r>
+          <w:t xml:space="preserve"> </w:t>
+        </w:r>
+      </w:ins>
       <w:hyperlink w:anchor="def-nb">
-        <w:ins w:id="172" w:author="PR Preview" w:date="2026-01-01T00:00:00Z">
+        <w:ins w:id="176" w:author="PR Preview" w:date="2026-01-01T00:00:00Z">
           <w:r>
             <w:rPr>
               <w:rStyle w:val="Hyperlink"/>
@@ -23979,12 +24004,12 @@
           </w:r>
         </w:ins>
       </w:hyperlink>
-      <w:ins w:id="173" w:author="PR Preview" w:date="2026-01-01T00:00:00Z">
+      <w:ins w:id="177" w:author="PR Preview" w:date="2026-01-01T00:00:00Z">
         <w:r>
           <w:t xml:space="preserve">, the first factor</w:t>
         </w:r>
       </w:ins>
-      <w:ins w:id="174" w:author="PR Preview" w:date="2026-01-01T00:00:00Z">
+      <w:ins w:id="178" w:author="PR Preview" w:date="2026-01-01T00:00:00Z">
         <w:r>
           <w:t xml:space="preserve"> </w:t>
         </w:r>
@@ -24018,31 +24043,6 @@
           <m:t>!</m:t>
         </m:r>
       </m:oMath>
-      <w:ins w:id="175" w:author="PR Preview" w:date="2026-01-01T00:00:00Z">
-        <w:r>
-          <w:t xml:space="preserve"> </w:t>
-        </w:r>
-      </w:ins>
-      <w:ins w:id="176" w:author="PR Preview" w:date="2026-01-01T00:00:00Z">
-        <w:r>
-          <w:t xml:space="preserve">does not depend on</w:t>
-        </w:r>
-      </w:ins>
-      <w:ins w:id="177" w:author="PR Preview" w:date="2026-01-01T00:00:00Z">
-        <w:r>
-          <w:t xml:space="preserve"> </w:t>
-        </w:r>
-      </w:ins>
-      <m:oMath>
-        <m:r>
-          <m:t>ρ</m:t>
-        </m:r>
-      </m:oMath>
-      <w:ins w:id="178" w:author="PR Preview" w:date="2026-01-01T00:00:00Z">
-        <w:r>
-          <w:t xml:space="preserve">.</w:t>
-        </w:r>
-      </w:ins>
       <w:ins w:id="179" w:author="PR Preview" w:date="2026-01-01T00:00:00Z">
         <w:r>
           <w:t xml:space="preserve"> </w:t>
@@ -24050,7 +24050,7 @@
       </w:ins>
       <w:ins w:id="180" w:author="PR Preview" w:date="2026-01-01T00:00:00Z">
         <w:r>
-          <w:t xml:space="preserve">For the second factor,</w:t>
+          <w:t xml:space="preserve">does not depend on</w:t>
         </w:r>
       </w:ins>
       <w:ins w:id="181" w:author="PR Preview" w:date="2026-01-01T00:00:00Z">
@@ -24060,128 +24060,12 @@
       </w:ins>
       <m:oMath>
         <m:r>
-          <m:rPr>
-            <m:sty m:val="p"/>
-          </m:rPr>
-          <m:t>Γ</m:t>
-        </m:r>
-        <m:r>
-          <m:rPr>
-            <m:sty m:val="p"/>
-          </m:rPr>
-          <m:t>(</m:t>
-        </m:r>
-        <m:r>
           <m:t>ρ</m:t>
-        </m:r>
-        <m:r>
-          <m:rPr>
-            <m:sty m:val="p"/>
-          </m:rPr>
-          <m:t>+</m:t>
-        </m:r>
-        <m:r>
-          <m:t>y</m:t>
-        </m:r>
-        <m:r>
-          <m:rPr>
-            <m:sty m:val="p"/>
-          </m:rPr>
-          <m:t>)</m:t>
-        </m:r>
-        <m:r>
-          <m:rPr>
-            <m:sty m:val="p"/>
-          </m:rPr>
-          <m:t>=</m:t>
-        </m:r>
-        <m:r>
-          <m:rPr>
-            <m:sty m:val="p"/>
-          </m:rPr>
-          <m:t>Γ</m:t>
-        </m:r>
-        <m:r>
-          <m:rPr>
-            <m:sty m:val="p"/>
-          </m:rPr>
-          <m:t>(</m:t>
-        </m:r>
-        <m:r>
-          <m:t>ρ</m:t>
-        </m:r>
-        <m:r>
-          <m:rPr>
-            <m:sty m:val="p"/>
-          </m:rPr>
-          <m:t>)</m:t>
-        </m:r>
-        <m:nary>
-          <m:naryPr>
-            <m:chr m:val="∏"/>
-            <m:limLoc m:val="undOvr"/>
-            <m:subHide m:val="off"/>
-            <m:supHide m:val="off"/>
-          </m:naryPr>
-          <m:sub>
-            <m:r>
-              <m:t>k</m:t>
-            </m:r>
-            <m:r>
-              <m:rPr>
-                <m:sty m:val="p"/>
-              </m:rPr>
-              <m:t>=</m:t>
-            </m:r>
-            <m:r>
-              <m:t>0</m:t>
-            </m:r>
-          </m:sub>
-          <m:sup>
-            <m:r>
-              <m:t>y</m:t>
-            </m:r>
-            <m:r>
-              <m:rPr>
-                <m:sty m:val="p"/>
-              </m:rPr>
-              <m:t>−</m:t>
-            </m:r>
-            <m:r>
-              <m:t>1</m:t>
-            </m:r>
-          </m:sup>
-          <m:e>
-            <m:r>
-              <m:rPr>
-                <m:sty m:val="p"/>
-              </m:rPr>
-              <m:t>(</m:t>
-            </m:r>
-          </m:e>
-        </m:nary>
-        <m:r>
-          <m:t>ρ</m:t>
-        </m:r>
-        <m:r>
-          <m:rPr>
-            <m:sty m:val="p"/>
-          </m:rPr>
-          <m:t>+</m:t>
-        </m:r>
-        <m:r>
-          <m:t>k</m:t>
-        </m:r>
-        <m:r>
-          <m:rPr>
-            <m:sty m:val="p"/>
-          </m:rPr>
-          <m:t>)</m:t>
         </m:r>
       </m:oMath>
       <w:ins w:id="182" w:author="PR Preview" w:date="2026-01-01T00:00:00Z">
         <w:r>
-          <w:t xml:space="preserve">,</w:t>
+          <w:t xml:space="preserve">.</w:t>
         </w:r>
       </w:ins>
       <w:ins w:id="183" w:author="PR Preview" w:date="2026-01-01T00:00:00Z">
@@ -24191,7 +24075,7 @@
       </w:ins>
       <w:ins w:id="184" w:author="PR Preview" w:date="2026-01-01T00:00:00Z">
         <w:r>
-          <w:t xml:space="preserve">by applying</w:t>
+          <w:t xml:space="preserve">For the second factor,</w:t>
         </w:r>
       </w:ins>
       <w:ins w:id="185" w:author="PR Preview" w:date="2026-01-01T00:00:00Z">
@@ -24213,7 +24097,7 @@
           <m:t>(</m:t>
         </m:r>
         <m:r>
-          <m:t>x</m:t>
+          <m:t>ρ</m:t>
         </m:r>
         <m:r>
           <m:rPr>
@@ -24222,7 +24106,7 @@
           <m:t>+</m:t>
         </m:r>
         <m:r>
-          <m:t>1</m:t>
+          <m:t>y</m:t>
         </m:r>
         <m:r>
           <m:rPr>
@@ -24237,12 +24121,6 @@
           <m:t>=</m:t>
         </m:r>
         <m:r>
-          <m:t>x</m:t>
-        </m:r>
-        <m:r>
-          <m:t> </m:t>
-        </m:r>
-        <m:r>
           <m:rPr>
             <m:sty m:val="p"/>
           </m:rPr>
@@ -24255,7 +24133,69 @@
           <m:t>(</m:t>
         </m:r>
         <m:r>
-          <m:t>x</m:t>
+          <m:t>ρ</m:t>
+        </m:r>
+        <m:r>
+          <m:rPr>
+            <m:sty m:val="p"/>
+          </m:rPr>
+          <m:t>)</m:t>
+        </m:r>
+        <m:nary>
+          <m:naryPr>
+            <m:chr m:val="∏"/>
+            <m:limLoc m:val="undOvr"/>
+            <m:subHide m:val="off"/>
+            <m:supHide m:val="off"/>
+          </m:naryPr>
+          <m:sub>
+            <m:r>
+              <m:t>k</m:t>
+            </m:r>
+            <m:r>
+              <m:rPr>
+                <m:sty m:val="p"/>
+              </m:rPr>
+              <m:t>=</m:t>
+            </m:r>
+            <m:r>
+              <m:t>0</m:t>
+            </m:r>
+          </m:sub>
+          <m:sup>
+            <m:r>
+              <m:t>y</m:t>
+            </m:r>
+            <m:r>
+              <m:rPr>
+                <m:sty m:val="p"/>
+              </m:rPr>
+              <m:t>−</m:t>
+            </m:r>
+            <m:r>
+              <m:t>1</m:t>
+            </m:r>
+          </m:sup>
+          <m:e>
+            <m:r>
+              <m:rPr>
+                <m:sty m:val="p"/>
+              </m:rPr>
+              <m:t>(</m:t>
+            </m:r>
+          </m:e>
+        </m:nary>
+        <m:r>
+          <m:t>ρ</m:t>
+        </m:r>
+        <m:r>
+          <m:rPr>
+            <m:sty m:val="p"/>
+          </m:rPr>
+          <m:t>+</m:t>
+        </m:r>
+        <m:r>
+          <m:t>k</m:t>
         </m:r>
         <m:r>
           <m:rPr>
@@ -24266,14 +24206,9 @@
       </m:oMath>
       <w:ins w:id="186" w:author="PR Preview" w:date="2026-01-01T00:00:00Z">
         <w:r>
-          <w:t xml:space="preserve"> </w:t>
+          <w:t xml:space="preserve">,</w:t>
         </w:r>
       </w:ins>
-      <m:oMath>
-        <m:r>
-          <m:t>y</m:t>
-        </m:r>
-      </m:oMath>
       <w:ins w:id="187" w:author="PR Preview" w:date="2026-01-01T00:00:00Z">
         <w:r>
           <w:t xml:space="preserve"> </w:t>
@@ -24281,7 +24216,7 @@
       </w:ins>
       <w:ins w:id="188" w:author="PR Preview" w:date="2026-01-01T00:00:00Z">
         <w:r>
-          <w:t xml:space="preserve">times</w:t>
+          <w:t xml:space="preserve">by applying</w:t>
         </w:r>
       </w:ins>
       <w:ins w:id="189" w:author="PR Preview" w:date="2026-01-01T00:00:00Z">
@@ -24289,16 +24224,106 @@
           <w:t xml:space="preserve"> </w:t>
         </w:r>
       </w:ins>
+      <m:oMath>
+        <m:r>
+          <m:rPr>
+            <m:sty m:val="p"/>
+          </m:rPr>
+          <m:t>Γ</m:t>
+        </m:r>
+        <m:r>
+          <m:rPr>
+            <m:sty m:val="p"/>
+          </m:rPr>
+          <m:t>(</m:t>
+        </m:r>
+        <m:r>
+          <m:t>x</m:t>
+        </m:r>
+        <m:r>
+          <m:rPr>
+            <m:sty m:val="p"/>
+          </m:rPr>
+          <m:t>+</m:t>
+        </m:r>
+        <m:r>
+          <m:t>1</m:t>
+        </m:r>
+        <m:r>
+          <m:rPr>
+            <m:sty m:val="p"/>
+          </m:rPr>
+          <m:t>)</m:t>
+        </m:r>
+        <m:r>
+          <m:rPr>
+            <m:sty m:val="p"/>
+          </m:rPr>
+          <m:t>=</m:t>
+        </m:r>
+        <m:r>
+          <m:t>x</m:t>
+        </m:r>
+        <m:r>
+          <m:t> </m:t>
+        </m:r>
+        <m:r>
+          <m:rPr>
+            <m:sty m:val="p"/>
+          </m:rPr>
+          <m:t>Γ</m:t>
+        </m:r>
+        <m:r>
+          <m:rPr>
+            <m:sty m:val="p"/>
+          </m:rPr>
+          <m:t>(</m:t>
+        </m:r>
+        <m:r>
+          <m:t>x</m:t>
+        </m:r>
+        <m:r>
+          <m:rPr>
+            <m:sty m:val="p"/>
+          </m:rPr>
+          <m:t>)</m:t>
+        </m:r>
+      </m:oMath>
       <w:ins w:id="190" w:author="PR Preview" w:date="2026-01-01T00:00:00Z">
         <w:r>
-          <w:t xml:space="preserve">(for</w:t>
+          <w:t xml:space="preserve"> </w:t>
         </w:r>
       </w:ins>
+      <m:oMath>
+        <m:r>
+          <m:t>y</m:t>
+        </m:r>
+      </m:oMath>
       <w:ins w:id="191" w:author="PR Preview" w:date="2026-01-01T00:00:00Z">
         <w:r>
           <w:t xml:space="preserve"> </w:t>
         </w:r>
       </w:ins>
+      <w:ins w:id="192" w:author="PR Preview" w:date="2026-01-01T00:00:00Z">
+        <w:r>
+          <w:t xml:space="preserve">times</w:t>
+        </w:r>
+      </w:ins>
+      <w:ins w:id="193" w:author="PR Preview" w:date="2026-01-01T00:00:00Z">
+        <w:r>
+          <w:t xml:space="preserve"> </w:t>
+        </w:r>
+      </w:ins>
+      <w:ins w:id="194" w:author="PR Preview" w:date="2026-01-01T00:00:00Z">
+        <w:r>
+          <w:t xml:space="preserve">(for</w:t>
+        </w:r>
+      </w:ins>
+      <w:ins w:id="195" w:author="PR Preview" w:date="2026-01-01T00:00:00Z">
+        <w:r>
+          <w:t xml:space="preserve"> </w:t>
+        </w:r>
+      </w:ins>
       <m:oMath>
         <m:r>
           <m:t>y</m:t>
@@ -24313,7 +24338,7 @@
           <m:t>0</m:t>
         </m:r>
       </m:oMath>
-      <w:ins w:id="192" w:author="PR Preview" w:date="2026-01-01T00:00:00Z">
+      <w:ins w:id="196" w:author="PR Preview" w:date="2026-01-01T00:00:00Z">
         <w:r>
           <w:t xml:space="preserve">, the product is empty and equals 1), so:</w:t>
         </w:r>
@@ -26247,7 +26272,7 @@
         <w:t xml:space="preserve">PMF.</w:t>
       </w:r>
     </w:p>
-    <w:bookmarkStart w:id="80" w:name="thm-nb"/>
+    <w:bookmarkStart w:id="81" w:name="thm-nb"/>
     <w:p>
       <w:pPr>
         <w:pStyle w:val="BodyText"/>
@@ -26444,7 +26469,7 @@
         <w:t xml:space="preserve">​</w:t>
       </w:r>
     </w:p>
-    <w:bookmarkEnd w:id="80"/>
+    <w:bookmarkEnd w:id="81"/>
     <w:p>
       <w:pPr>
         <w:pStyle w:val="FirstParagraph"/>
@@ -28407,7 +28432,7 @@
       <w:r>
         <w:t xml:space="preserve"> </w:t>
       </w:r>
-      <w:hyperlink r:id="rId81">
+      <w:hyperlink r:id="rId82">
         <w:r>
           <w:rPr>
             <w:rStyle w:val="Hyperlink"/>
@@ -28424,7 +28449,7 @@
       <w:r>
         <w:t xml:space="preserve"> </w:t>
       </w:r>
-      <w:hyperlink r:id="rId82">
+      <w:hyperlink r:id="rId83">
         <w:r>
           <w:rPr>
             <w:rStyle w:val="Hyperlink"/>
@@ -29389,7 +29414,7 @@
         <w:t xml:space="preserve">.</w:t>
       </w:r>
     </w:p>
-    <w:bookmarkStart w:id="83" w:name="exm-nb"/>
+    <w:bookmarkStart w:id="84" w:name="exm-nb"/>
     <w:p>
       <w:pPr>
         <w:pStyle w:val="BodyText"/>
@@ -29582,9 +29607,9 @@
         <w:t xml:space="preserve">count with the same mean.</w:t>
       </w:r>
     </w:p>
-    <w:bookmarkEnd w:id="83"/>
     <w:bookmarkEnd w:id="84"/>
-    <w:bookmarkStart w:id="96" w:name="sec-laplace"/>
+    <w:bookmarkEnd w:id="85"/>
+    <w:bookmarkStart w:id="97" w:name="sec-laplace"/>
     <w:p>
       <w:pPr>
         <w:pStyle w:val="Heading2"/>
@@ -29593,7 +29618,7 @@
         <w:t xml:space="preserve">5 The Laplace distribution</w:t>
       </w:r>
     </w:p>
-    <w:bookmarkStart w:id="87" w:name="def-laplace"/>
+    <w:bookmarkStart w:id="88" w:name="def-laplace"/>
     <w:p>
       <w:pPr>
         <w:pStyle w:val="FirstParagraph"/>
@@ -29774,7 +29799,7 @@
       <w:r>
         <w:t xml:space="preserve"> </w:t>
       </w:r>
-      <w:hyperlink r:id="rId85">
+      <w:hyperlink r:id="rId86">
         <w:r>
           <w:rPr>
             <w:rStyle w:val="Hyperlink"/>
@@ -29790,7 +29815,7 @@
       <w:pPr>
         <w:pStyle w:val="BodyText"/>
       </w:pPr>
-      <w:bookmarkStart w:id="86" w:name="eq-laplace-pdf"/>
+      <w:bookmarkStart w:id="87" w:name="eq-laplace-pdf"/>
       <m:oMathPara>
         <m:oMathParaPr>
           <m:jc m:val="center"/>
@@ -29967,9 +29992,9 @@
           </m:r>
         </m:oMath>
       </m:oMathPara>
-      <w:bookmarkEnd w:id="86"/>
+      <w:bookmarkEnd w:id="87"/>
     </w:p>
-    <w:bookmarkEnd w:id="87"/>
+    <w:bookmarkEnd w:id="88"/>
     <w:p>
       <w:pPr>
         <w:pStyle w:val="FirstParagraph"/>
@@ -30131,7 +30156,7 @@
         <w:t xml:space="preserve">and decays more slowly in the tails.</w:t>
       </w:r>
     </w:p>
-    <w:bookmarkStart w:id="88" w:name="exm-laplace-density"/>
+    <w:bookmarkStart w:id="89" w:name="exm-laplace-density"/>
     <w:p>
       <w:pPr>
         <w:pStyle w:val="BodyText"/>
@@ -30877,8 +30902,8 @@
         <w:t xml:space="preserve">.</w:t>
       </w:r>
     </w:p>
-    <w:bookmarkEnd w:id="88"/>
-    <w:bookmarkStart w:id="90" w:name="thm-laplace-moments"/>
+    <w:bookmarkEnd w:id="89"/>
+    <w:bookmarkStart w:id="91" w:name="thm-laplace-moments"/>
     <w:p>
       <w:pPr>
         <w:pStyle w:val="BodyText"/>
@@ -30966,7 +30991,7 @@
       <w:pPr>
         <w:pStyle w:val="BodyText"/>
       </w:pPr>
-      <w:bookmarkStart w:id="89" w:name="eq-laplace-moments"/>
+      <w:bookmarkStart w:id="90" w:name="eq-laplace-moments"/>
       <m:oMathPara>
         <m:oMathParaPr>
           <m:jc m:val="center"/>
@@ -31091,9 +31116,9 @@
           </m:r>
         </m:oMath>
       </m:oMathPara>
-      <w:bookmarkEnd w:id="89"/>
+      <w:bookmarkEnd w:id="90"/>
     </w:p>
-    <w:bookmarkEnd w:id="90"/>
+    <w:bookmarkEnd w:id="91"/>
     <w:p>
       <w:pPr>
         <w:pStyle w:val="FirstParagraph"/>
@@ -32382,7 +32407,7 @@
         </m:oMath>
       </m:oMathPara>
     </w:p>
-    <w:bookmarkStart w:id="95" w:name="exm-laplace-vs-normal"/>
+    <w:bookmarkStart w:id="96" w:name="exm-laplace-vs-normal"/>
     <w:p>
       <w:pPr>
         <w:pStyle w:val="FirstParagraph"/>
@@ -33379,7 +33404,7 @@
       <w:tr>
         <w:tc>
           <w:tcPr/>
-          <w:bookmarkStart w:id="94" w:name="fig-laplace-vs-normal"/>
+          <w:bookmarkStart w:id="95" w:name="fig-laplace-vs-normal"/>
           <w:p>
             <w:pPr>
               <w:pStyle w:val="Compact"/>
@@ -33390,18 +33415,18 @@
                 <wp:inline>
                   <wp:extent cx="4620126" cy="3696101"/>
                   <wp:effectExtent b="0" l="0" r="0" t="0"/>
-                  <wp:docPr descr="" title="" id="92" name="Picture"/>
+                  <wp:docPr descr="" title="" id="93" name="Picture"/>
                   <a:graphic>
                     <a:graphicData uri="http://schemas.openxmlformats.org/drawingml/2006/picture">
                       <pic:pic>
                         <pic:nvPicPr>
-                          <pic:cNvPr descr="distributions_files/figure-docx/fig-laplace-vs-normal-1.png" id="93" name="Picture"/>
+                          <pic:cNvPr descr="distributions_files/figure-docx/fig-laplace-vs-normal-1.png" id="94" name="Picture"/>
                           <pic:cNvPicPr>
                             <a:picLocks noChangeArrowheads="1" noChangeAspect="1"/>
                           </pic:cNvPicPr>
                         </pic:nvPicPr>
                         <pic:blipFill>
-                          <a:blip r:embed="rId91"/>
+                          <a:blip r:embed="rId92"/>
                           <a:stretch>
                             <a:fillRect/>
                           </a:stretch>
@@ -33441,7 +33466,7 @@
               <w:t xml:space="preserve">Figure 3: Laplace and standard normal densities with the same mean (0) and variance (1)</w:t>
             </w:r>
           </w:p>
-          <w:bookmarkEnd w:id="94"/>
+          <w:bookmarkEnd w:id="95"/>
         </w:tc>
       </w:tr>
     </w:tbl>
@@ -33860,9 +33885,9 @@
         <w:t xml:space="preserve">standard deviations as the normal distribution does.</w:t>
       </w:r>
     </w:p>
-    <w:bookmarkEnd w:id="95"/>
     <w:bookmarkEnd w:id="96"/>
-    <w:bookmarkStart w:id="108" w:name="sec-weibull"/>
+    <w:bookmarkEnd w:id="97"/>
+    <w:bookmarkStart w:id="109" w:name="sec-weibull"/>
     <w:p>
       <w:pPr>
         <w:pStyle w:val="Heading2"/>
@@ -33871,7 +33896,7 @@
         <w:t xml:space="preserve">6 Weibull distribution</w:t>
       </w:r>
     </w:p>
-    <w:bookmarkStart w:id="98" w:name="def-weibull"/>
+    <w:bookmarkStart w:id="99" w:name="def-weibull"/>
     <w:p>
       <w:pPr>
         <w:pStyle w:val="FirstParagraph"/>
@@ -33974,7 +33999,7 @@
       <w:r>
         <w:t xml:space="preserve"> </w:t>
       </w:r>
-      <w:hyperlink r:id="rId97">
+      <w:hyperlink r:id="rId98">
         <w:r>
           <w:rPr>
             <w:rStyle w:val="Hyperlink"/>
@@ -34096,8 +34121,8 @@
         </m:oMath>
       </m:oMathPara>
     </w:p>
-    <w:bookmarkEnd w:id="98"/>
-    <w:bookmarkStart w:id="99" w:name="thm-weibull"/>
+    <w:bookmarkEnd w:id="99"/>
+    <w:bookmarkStart w:id="100" w:name="thm-weibull"/>
     <w:p>
       <w:pPr>
         <w:pStyle w:val="FirstParagraph"/>
@@ -34338,7 +34363,7 @@
         </m:oMath>
       </m:oMathPara>
     </w:p>
-    <w:bookmarkEnd w:id="99"/>
+    <w:bookmarkEnd w:id="100"/>
     <w:p>
       <w:pPr>
         <w:pStyle w:val="FirstParagraph"/>
@@ -34435,7 +34460,7 @@
       <w:r>
         <w:t xml:space="preserve">(</w:t>
       </w:r>
-      <w:hyperlink r:id="rId100">
+      <w:hyperlink r:id="rId101">
         <w:r>
           <w:rPr>
             <w:rStyle w:val="Hyperlink"/>
@@ -34715,7 +34740,7 @@
       <w:r>
         <w:t xml:space="preserve">(</w:t>
       </w:r>
-      <w:hyperlink r:id="rId101">
+      <w:hyperlink r:id="rId102">
         <w:r>
           <w:rPr>
             <w:rStyle w:val="Hyperlink"/>
@@ -34814,7 +34839,7 @@
       <w:r>
         <w:t xml:space="preserve">(</w:t>
       </w:r>
-      <w:hyperlink r:id="rId102">
+      <w:hyperlink r:id="rId103">
         <w:r>
           <w:rPr>
             <w:rStyle w:val="Hyperlink"/>
@@ -35392,7 +35417,7 @@
         <w:t xml:space="preserve">.</w:t>
       </w:r>
     </w:p>
-    <w:bookmarkStart w:id="103" w:name="thm-weibull-mean"/>
+    <w:bookmarkStart w:id="104" w:name="thm-weibull-mean"/>
     <w:p>
       <w:pPr>
         <w:pStyle w:val="BodyText"/>
@@ -35565,7 +35590,7 @@
         </m:oMath>
       </m:oMathPara>
     </w:p>
-    <w:bookmarkEnd w:id="103"/>
+    <w:bookmarkEnd w:id="104"/>
     <w:p>
       <w:pPr>
         <w:pStyle w:val="FirstParagraph"/>
@@ -35586,7 +35611,7 @@
       <w:r>
         <w:t xml:space="preserve"> </w:t>
       </w:r>
-      <w:hyperlink r:id="rId104">
+      <w:hyperlink r:id="rId105">
         <w:r>
           <w:rPr>
             <w:rStyle w:val="Hyperlink"/>
@@ -36401,7 +36426,7 @@
         </m:oMath>
       </m:oMathPara>
     </w:p>
-    <w:bookmarkStart w:id="105" w:name="cor-weibull-exponential"/>
+    <w:bookmarkStart w:id="106" w:name="cor-weibull-exponential"/>
     <w:p>
       <w:pPr>
         <w:pStyle w:val="FirstParagraph"/>
@@ -36533,7 +36558,7 @@
         <w:t xml:space="preserve">.</w:t>
       </w:r>
     </w:p>
-    <w:bookmarkEnd w:id="105"/>
+    <w:bookmarkEnd w:id="106"/>
     <w:p>
       <w:pPr>
         <w:pStyle w:val="BodyText"/>
@@ -37116,7 +37141,7 @@
         <w:t xml:space="preserve">.</w:t>
       </w:r>
     </w:p>
-    <w:bookmarkStart w:id="106" w:name="cor-weibull-hazard-monotone"/>
+    <w:bookmarkStart w:id="107" w:name="cor-weibull-hazard-monotone"/>
     <w:p>
       <w:pPr>
         <w:pStyle w:val="BodyText"/>
@@ -37339,7 +37364,7 @@
         </m:r>
       </m:oMath>
     </w:p>
-    <w:bookmarkEnd w:id="106"/>
+    <w:bookmarkEnd w:id="107"/>
     <w:p>
       <w:pPr>
         <w:pStyle w:val="FirstParagraph"/>
@@ -37967,7 +37992,7 @@
         <w:t xml:space="preserve">provides more flexibility than the exponential.</w:t>
       </w:r>
     </w:p>
-    <w:bookmarkStart w:id="107" w:name="exm-weibull"/>
+    <w:bookmarkStart w:id="108" w:name="exm-weibull"/>
     <w:p>
       <w:pPr>
         <w:pStyle w:val="BodyText"/>
@@ -38437,9 +38462,9 @@
         </m:oMath>
       </m:oMathPara>
     </w:p>
-    <w:bookmarkEnd w:id="107"/>
     <w:bookmarkEnd w:id="108"/>
-    <w:bookmarkStart w:id="143" w:name="sec-mvn"/>
+    <w:bookmarkEnd w:id="109"/>
+    <w:bookmarkStart w:id="144" w:name="sec-mvn"/>
     <w:p>
       <w:pPr>
         <w:pStyle w:val="Heading2"/>
@@ -38448,7 +38473,7 @@
         <w:t xml:space="preserve">7 The multivariate normal distribution</w:t>
       </w:r>
     </w:p>
-    <w:bookmarkStart w:id="112" w:name="def-mvn"/>
+    <w:bookmarkStart w:id="113" w:name="def-mvn"/>
     <w:p>
       <w:pPr>
         <w:pStyle w:val="FirstParagraph"/>
@@ -38588,7 +38613,7 @@
       <w:r>
         <w:t xml:space="preserve"> </w:t>
       </w:r>
-      <w:hyperlink r:id="rId109">
+      <w:hyperlink r:id="rId110">
         <w:r>
           <w:rPr>
             <w:rStyle w:val="Hyperlink"/>
@@ -38694,7 +38719,7 @@
       <w:r>
         <w:t xml:space="preserve"> </w:t>
       </w:r>
-      <w:hyperlink r:id="rId110">
+      <w:hyperlink r:id="rId111">
         <w:r>
           <w:rPr>
             <w:rStyle w:val="Hyperlink"/>
@@ -38760,7 +38785,7 @@
       <w:r>
         <w:t xml:space="preserve"> </w:t>
       </w:r>
-      <w:hyperlink r:id="rId111">
+      <w:hyperlink r:id="rId112">
         <w:r>
           <w:rPr>
             <w:rStyle w:val="Hyperlink"/>
@@ -38772,7 +38797,7 @@
         <w:t xml:space="preserve">.</w:t>
       </w:r>
     </w:p>
-    <w:bookmarkEnd w:id="112"/>
+    <w:bookmarkEnd w:id="113"/>
     <w:p>
       <w:pPr>
         <w:pStyle w:val="BodyText"/>
@@ -38818,7 +38843,7 @@
       <w:r>
         <w:t xml:space="preserve"> </w:t>
       </w:r>
-      <w:hyperlink r:id="rId113">
+      <w:hyperlink r:id="rId114">
         <w:r>
           <w:rPr>
             <w:rStyle w:val="Hyperlink"/>
@@ -38979,7 +39004,7 @@
       <w:r>
         <w:t xml:space="preserve">(</w:t>
       </w:r>
-      <w:hyperlink r:id="rId114">
+      <w:hyperlink r:id="rId115">
         <w:r>
           <w:rPr>
             <w:rStyle w:val="Hyperlink"/>
@@ -39040,7 +39065,7 @@
       <w:r>
         <w:t xml:space="preserve">(</w:t>
       </w:r>
-      <w:hyperlink r:id="rId115">
+      <w:hyperlink r:id="rId116">
         <w:r>
           <w:rPr>
             <w:rStyle w:val="Hyperlink"/>
@@ -39058,7 +39083,7 @@
         <w:t xml:space="preserve">so its square root is a positive number.</w:t>
       </w:r>
     </w:p>
-    <w:bookmarkStart w:id="116" w:name="thm-mvn-density-integral"/>
+    <w:bookmarkStart w:id="117" w:name="thm-mvn-density-integral"/>
     <w:p>
       <w:pPr>
         <w:pStyle w:val="FirstParagraph"/>
@@ -39147,8 +39172,8 @@
         <w:t xml:space="preserve">.</w:t>
       </w:r>
     </w:p>
-    <w:bookmarkEnd w:id="116"/>
-    <w:bookmarkStart w:id="119" w:name="thm-mvn-moments"/>
+    <w:bookmarkEnd w:id="117"/>
+    <w:bookmarkStart w:id="120" w:name="thm-mvn-moments"/>
     <w:p>
       <w:pPr>
         <w:pStyle w:val="BodyText"/>
@@ -39210,7 +39235,7 @@
       <w:r>
         <w:t xml:space="preserve"> </w:t>
       </w:r>
-      <w:hyperlink r:id="rId117">
+      <w:hyperlink r:id="rId118">
         <w:r>
           <w:rPr>
             <w:rStyle w:val="Hyperlink"/>
@@ -39242,7 +39267,7 @@
       <w:r>
         <w:t xml:space="preserve"> </w:t>
       </w:r>
-      <w:hyperlink r:id="rId118">
+      <w:hyperlink r:id="rId119">
         <w:r>
           <w:rPr>
             <w:rStyle w:val="Hyperlink"/>
@@ -39254,7 +39279,7 @@
         <w:t xml:space="preserve">).</w:t>
       </w:r>
     </w:p>
-    <w:bookmarkEnd w:id="119"/>
+    <w:bookmarkEnd w:id="120"/>
     <w:p>
       <w:pPr>
         <w:pStyle w:val="BodyText"/>
@@ -39313,7 +39338,7 @@
       <w:r>
         <w:t xml:space="preserve"> </w:t>
       </w:r>
-      <w:hyperlink r:id="rId120">
+      <w:hyperlink r:id="rId121">
         <w:r>
           <w:rPr>
             <w:rStyle w:val="Hyperlink"/>
@@ -39356,7 +39381,7 @@
       <w:r>
         <w:t xml:space="preserve"> </w:t>
       </w:r>
-      <w:hyperlink r:id="rId121">
+      <w:hyperlink r:id="rId122">
         <w:r>
           <w:rPr>
             <w:rStyle w:val="Hyperlink"/>
@@ -39376,7 +39401,7 @@
       <w:r>
         <w:t xml:space="preserve"> </w:t>
       </w:r>
-      <w:hyperlink r:id="rId122">
+      <w:hyperlink r:id="rId123">
         <w:r>
           <w:rPr>
             <w:rStyle w:val="Hyperlink"/>
@@ -39394,7 +39419,7 @@
         <w:t xml:space="preserve">which has no joint density.</w:t>
       </w:r>
     </w:p>
-    <w:bookmarkStart w:id="123" w:name="exm-mvn-univariate"/>
+    <w:bookmarkStart w:id="124" w:name="exm-mvn-univariate"/>
     <w:p>
       <w:pPr>
         <w:pStyle w:val="BodyText"/>
@@ -39598,7 +39623,7 @@
       <w:r>
         <w:t xml:space="preserve">(</w:t>
       </w:r>
-      <w:hyperlink r:id="rId110">
+      <w:hyperlink r:id="rId111">
         <w:r>
           <w:rPr>
             <w:rStyle w:val="Hyperlink"/>
@@ -39791,8 +39816,8 @@
         <w:t xml:space="preserve">.</w:t>
       </w:r>
     </w:p>
-    <w:bookmarkEnd w:id="123"/>
-    <w:bookmarkStart w:id="124" w:name="lem-mahalanobis-nonneg"/>
+    <w:bookmarkEnd w:id="124"/>
+    <w:bookmarkStart w:id="125" w:name="lem-mahalanobis-nonneg"/>
     <w:p>
       <w:pPr>
         <w:pStyle w:val="BodyText"/>
@@ -39891,7 +39916,7 @@
         <w:t xml:space="preserve">.</w:t>
       </w:r>
     </w:p>
-    <w:bookmarkEnd w:id="124"/>
+    <w:bookmarkEnd w:id="125"/>
     <w:p>
       <w:pPr>
         <w:pStyle w:val="BodyText"/>
@@ -39941,7 +39966,7 @@
       <w:r>
         <w:t xml:space="preserve">(</w:t>
       </w:r>
-      <w:hyperlink r:id="rId114">
+      <w:hyperlink r:id="rId115">
         <w:r>
           <w:rPr>
             <w:rStyle w:val="Hyperlink"/>
@@ -39985,7 +40010,7 @@
       <w:r>
         <w:t xml:space="preserve"> </w:t>
       </w:r>
-      <w:hyperlink r:id="rId109">
+      <w:hyperlink r:id="rId110">
         <w:r>
           <w:rPr>
             <w:rStyle w:val="Hyperlink"/>
@@ -40038,7 +40063,7 @@
         <w:t xml:space="preserve">.</w:t>
       </w:r>
     </w:p>
-    <w:bookmarkStart w:id="125" w:name="def-mahalanobis"/>
+    <w:bookmarkStart w:id="126" w:name="def-mahalanobis"/>
     <w:p>
       <w:pPr>
         <w:pStyle w:val="BodyText"/>
@@ -40179,7 +40204,7 @@
     $$</w:t>
       </w:r>
     </w:p>
-    <w:bookmarkEnd w:id="125"/>
+    <w:bookmarkEnd w:id="126"/>
     <w:p>
       <w:pPr>
         <w:pStyle w:val="FirstParagraph"/>
@@ -40227,7 +40252,7 @@
         <w:t xml:space="preserve">.</w:t>
       </w:r>
     </w:p>
-    <w:bookmarkStart w:id="126" w:name="cor-mvn-mahalanobis"/>
+    <w:bookmarkStart w:id="127" w:name="cor-mvn-mahalanobis"/>
     <w:p>
       <w:pPr>
         <w:pStyle w:val="BodyText"/>
@@ -40390,7 +40415,7 @@
         <w:t xml:space="preserve">.</w:t>
       </w:r>
     </w:p>
-    <w:bookmarkEnd w:id="126"/>
+    <w:bookmarkEnd w:id="127"/>
     <w:p>
       <w:pPr>
         <w:pStyle w:val="BodyText"/>
@@ -40567,7 +40592,7 @@
         <w:t xml:space="preserve">.</w:t>
       </w:r>
     </w:p>
-    <w:bookmarkStart w:id="128" w:name="exm-mahalanobis-special"/>
+    <w:bookmarkStart w:id="129" w:name="exm-mahalanobis-special"/>
     <w:p>
       <w:pPr>
         <w:pStyle w:val="BodyText"/>
@@ -40605,7 +40630,7 @@
       <w:r>
         <w:t xml:space="preserve"> </w:t>
       </w:r>
-      <w:hyperlink r:id="rId127">
+      <w:hyperlink r:id="rId128">
         <w:r>
           <w:rPr>
             <w:rStyle w:val="Hyperlink"/>
@@ -40824,7 +40849,7 @@
       <w:r>
         <w:t xml:space="preserve"> </w:t>
       </w:r>
-      <w:hyperlink r:id="rId111">
+      <w:hyperlink r:id="rId112">
         <w:r>
           <w:rPr>
             <w:rStyle w:val="Hyperlink"/>
@@ -41024,8 +41049,8 @@
         <w:t xml:space="preserve">in units of that coordinate’s standard deviation.</w:t>
       </w:r>
     </w:p>
-    <w:bookmarkEnd w:id="128"/>
-    <w:bookmarkStart w:id="129" w:name="thm-mvn-diagonal-indpt"/>
+    <w:bookmarkEnd w:id="129"/>
+    <w:bookmarkStart w:id="130" w:name="thm-mvn-diagonal-indpt"/>
     <w:p>
       <w:pPr>
         <w:pStyle w:val="BodyText"/>
@@ -41448,7 +41473,7 @@
         <w:t xml:space="preserve">.</w:t>
       </w:r>
     </w:p>
-    <w:bookmarkEnd w:id="129"/>
+    <w:bookmarkEnd w:id="130"/>
     <w:p>
       <w:pPr>
         <w:pStyle w:val="FirstParagraph"/>
@@ -41469,7 +41494,7 @@
       <w:r>
         <w:t xml:space="preserve"> </w:t>
       </w:r>
-      <w:hyperlink r:id="rId130">
+      <w:hyperlink r:id="rId131">
         <w:r>
           <w:rPr>
             <w:rStyle w:val="Hyperlink"/>
@@ -41822,7 +41847,7 @@
       <w:r>
         <w:t xml:space="preserve">(</w:t>
       </w:r>
-      <w:hyperlink r:id="rId131">
+      <w:hyperlink r:id="rId132">
         <w:r>
           <w:rPr>
             <w:rStyle w:val="Hyperlink"/>
@@ -41930,7 +41955,7 @@
       <w:r>
         <w:t xml:space="preserve">(</w:t>
       </w:r>
-      <w:hyperlink r:id="rId132">
+      <w:hyperlink r:id="rId133">
         <w:r>
           <w:rPr>
             <w:rStyle w:val="Hyperlink"/>
@@ -41976,7 +42001,7 @@
       <w:r>
         <w:t xml:space="preserve"> </w:t>
       </w:r>
-      <w:hyperlink r:id="rId133">
+      <w:hyperlink r:id="rId134">
         <w:r>
           <w:rPr>
             <w:rStyle w:val="Hyperlink"/>
@@ -42008,7 +42033,7 @@
         <w:t xml:space="preserve">variables as its remark describes.</w:t>
       </w:r>
     </w:p>
-    <w:bookmarkStart w:id="134" w:name="cor-mvn-uncorrelated-indpt"/>
+    <w:bookmarkStart w:id="135" w:name="cor-mvn-uncorrelated-indpt"/>
     <w:p>
       <w:pPr>
         <w:pStyle w:val="BodyText"/>
@@ -42216,7 +42241,7 @@
         <w:t xml:space="preserve">.</w:t>
       </w:r>
     </w:p>
-    <w:bookmarkEnd w:id="134"/>
+    <w:bookmarkEnd w:id="135"/>
     <w:p>
       <w:pPr>
         <w:pStyle w:val="BodyText"/>
@@ -42358,7 +42383,7 @@
       <w:r>
         <w:t xml:space="preserve">(</w:t>
       </w:r>
-      <w:hyperlink r:id="rId135">
+      <w:hyperlink r:id="rId136">
         <w:r>
           <w:rPr>
             <w:rStyle w:val="Hyperlink"/>
@@ -42541,7 +42566,7 @@
       <w:r>
         <w:t xml:space="preserve">(</w:t>
       </w:r>
-      <w:hyperlink r:id="rId132">
+      <w:hyperlink r:id="rId133">
         <w:r>
           <w:rPr>
             <w:rStyle w:val="Hyperlink"/>
@@ -42740,7 +42765,7 @@
       <w:r>
         <w:t xml:space="preserve"> </w:t>
       </w:r>
-      <w:hyperlink r:id="rId136">
+      <w:hyperlink r:id="rId137">
         <w:r>
           <w:rPr>
             <w:rStyle w:val="Hyperlink"/>
@@ -42882,7 +42907,7 @@
       <w:r>
         <w:t xml:space="preserve">(</w:t>
       </w:r>
-      <w:hyperlink r:id="rId137">
+      <w:hyperlink r:id="rId138">
         <w:r>
           <w:rPr>
             <w:rStyle w:val="Hyperlink"/>
@@ -42928,7 +42953,7 @@
       <w:r>
         <w:t xml:space="preserve">(</w:t>
       </w:r>
-      <w:hyperlink r:id="rId138">
+      <w:hyperlink r:id="rId139">
         <w:r>
           <w:rPr>
             <w:rStyle w:val="Hyperlink"/>
@@ -42940,7 +42965,7 @@
         <w:t xml:space="preserve">).</w:t>
       </w:r>
     </w:p>
-    <w:bookmarkStart w:id="140" w:name="thm-mahalanobis-eigen"/>
+    <w:bookmarkStart w:id="141" w:name="thm-mahalanobis-eigen"/>
     <w:p>
       <w:pPr>
         <w:pStyle w:val="BodyText"/>
@@ -42978,7 +43003,7 @@
       <w:r>
         <w:t xml:space="preserve"> </w:t>
       </w:r>
-      <w:hyperlink r:id="rId139">
+      <w:hyperlink r:id="rId140">
         <w:r>
           <w:rPr>
             <w:rStyle w:val="Hyperlink"/>
@@ -43155,7 +43180,7 @@
     $$</w:t>
       </w:r>
     </w:p>
-    <w:bookmarkEnd w:id="140"/>
+    <w:bookmarkEnd w:id="141"/>
     <w:p>
       <w:pPr>
         <w:pStyle w:val="FirstParagraph"/>
@@ -43217,7 +43242,7 @@
       <w:r>
         <w:t xml:space="preserve"> </w:t>
       </w:r>
-      <w:hyperlink r:id="rId114">
+      <w:hyperlink r:id="rId115">
         <w:r>
           <w:rPr>
             <w:rStyle w:val="Hyperlink"/>
@@ -43568,7 +43593,7 @@
         <w:t xml:space="preserve">.</w:t>
       </w:r>
     </w:p>
-    <w:bookmarkStart w:id="142" w:name="exm-mahalanobis-eigen"/>
+    <w:bookmarkStart w:id="143" w:name="exm-mahalanobis-eigen"/>
     <w:p>
       <w:pPr>
         <w:pStyle w:val="BodyText"/>
@@ -43733,7 +43758,7 @@
       <w:r>
         <w:t xml:space="preserve">(</w:t>
       </w:r>
-      <w:hyperlink r:id="rId141">
+      <w:hyperlink r:id="rId142">
         <w:r>
           <w:rPr>
             <w:rStyle w:val="Hyperlink"/>
@@ -44274,8 +44299,8 @@
         <w:t xml:space="preserve">are positively correlated.</w:t>
       </w:r>
     </w:p>
-    <w:bookmarkEnd w:id="142"/>
     <w:bookmarkEnd w:id="143"/>
+    <w:bookmarkEnd w:id="144"/>
     <w:bookmarkStart w:id="158" w:name="sec-mixture"/>
     <w:p>
       <w:pPr>
@@ -44285,7 +44310,7 @@
         <w:t xml:space="preserve">8 Mixture distributions</w:t>
       </w:r>
     </w:p>
-    <w:bookmarkStart w:id="144" w:name="def-mixture"/>
+    <w:bookmarkStart w:id="145" w:name="def-mixture"/>
     <w:p>
       <w:pPr>
         <w:pStyle w:val="FirstParagraph"/>
@@ -44869,8 +44894,8 @@
         </m:oMath>
       </m:oMathPara>
     </w:p>
-    <w:bookmarkEnd w:id="144"/>
-    <w:bookmarkStart w:id="145" w:name="def-mixture-component"/>
+    <w:bookmarkEnd w:id="145"/>
+    <w:bookmarkStart w:id="146" w:name="def-mixture-component"/>
     <w:p>
       <w:pPr>
         <w:pStyle w:val="FirstParagraph"/>
@@ -44972,8 +44997,8 @@
         <w:t xml:space="preserve">.</w:t>
       </w:r>
     </w:p>
-    <w:bookmarkEnd w:id="145"/>
-    <w:bookmarkStart w:id="148" w:name="thm-mixture-two-stage"/>
+    <w:bookmarkEnd w:id="146"/>
+    <w:bookmarkStart w:id="149" w:name="thm-mixture-two-stage"/>
     <w:p>
       <w:pPr>
         <w:pStyle w:val="BodyText"/>
@@ -45034,7 +45059,7 @@
       <w:r>
         <w:t xml:space="preserve"> </w:t>
       </w:r>
-      <w:hyperlink r:id="rId146">
+      <w:hyperlink r:id="rId147">
         <w:r>
           <w:rPr>
             <w:rStyle w:val="Hyperlink"/>
@@ -45423,7 +45448,7 @@
       <w:r>
         <w:t xml:space="preserve"> </w:t>
       </w:r>
-      <w:hyperlink r:id="rId147">
+      <w:hyperlink r:id="rId148">
         <w:r>
           <w:rPr>
             <w:rStyle w:val="Hyperlink"/>
@@ -45551,7 +45576,7 @@
         <w:t xml:space="preserve">.</w:t>
       </w:r>
     </w:p>
-    <w:bookmarkEnd w:id="148"/>
+    <w:bookmarkEnd w:id="149"/>
     <w:p>
       <w:pPr>
         <w:pStyle w:val="FirstParagraph"/>
@@ -45572,7 +45597,7 @@
       <w:r>
         <w:t xml:space="preserve"> </w:t>
       </w:r>
-      <w:hyperlink r:id="rId149">
+      <w:hyperlink r:id="rId150">
         <w:r>
           <w:rPr>
             <w:rStyle w:val="Hyperlink"/>
@@ -45796,7 +45821,7 @@
       <w:r>
         <w:t xml:space="preserve"> </w:t>
       </w:r>
-      <w:hyperlink r:id="rId147">
+      <w:hyperlink r:id="rId148">
         <w:r>
           <w:rPr>
             <w:rStyle w:val="Hyperlink"/>
@@ -46707,7 +46732,7 @@
       <w:r>
         <w:t xml:space="preserve"> </w:t>
       </w:r>
-      <w:hyperlink r:id="rId85">
+      <w:hyperlink r:id="rId86">
         <w:r>
           <w:rPr>
             <w:rStyle w:val="Hyperlink"/>
@@ -46968,7 +46993,7 @@
         <w:t xml:space="preserve">.</w:t>
       </w:r>
     </w:p>
-    <w:bookmarkStart w:id="150" w:name="thm-mixture-mean"/>
+    <w:bookmarkStart w:id="151" w:name="thm-mixture-mean"/>
     <w:p>
       <w:pPr>
         <w:pStyle w:val="BodyText"/>
@@ -47282,7 +47307,7 @@
         </m:oMath>
       </m:oMathPara>
     </w:p>
-    <w:bookmarkEnd w:id="150"/>
+    <w:bookmarkEnd w:id="151"/>
     <w:p>
       <w:pPr>
         <w:pStyle w:val="FirstParagraph"/>
@@ -48131,7 +48156,7 @@
       <w:r>
         <w:t xml:space="preserve"> </w:t>
       </w:r>
-      <w:hyperlink r:id="rId151">
+      <w:hyperlink r:id="rId79">
         <w:r>
           <w:rPr>
             <w:rStyle w:val="Hyperlink"/>
@@ -48523,7 +48548,7 @@
       <w:r>
         <w:t xml:space="preserve"> </w:t>
       </w:r>
-      <w:hyperlink r:id="rId147">
+      <w:hyperlink r:id="rId148">
         <w:r>
           <w:rPr>
             <w:rStyle w:val="Hyperlink"/>
@@ -49642,7 +49667,7 @@
       <w:r>
         <w:t xml:space="preserve"> </w:t>
       </w:r>
-      <w:hyperlink r:id="rId120">
+      <w:hyperlink r:id="rId121">
         <w:r>
           <w:rPr>
             <w:rStyle w:val="Hyperlink"/>

--- a/pr-preview/pr-214/distributions-tracked-changes.docx
+++ b/pr-preview/pr-214/distributions-tracked-changes.docx
@@ -26,7 +26,7 @@
       </w:pPr>
       <w:ins w:id="2" w:author="PR Preview" w:date="2026-01-01T00:00:00Z">
         <w:r>
-          <w:t xml:space="preserve">Last modified: 2026-10-18 21:56:25 (PDT)</w:t>
+          <w:t xml:space="preserve">Last modified: 2026-10-18 22:11:43 (PDT)</w:t>
         </w:r>
       </w:ins>
     </w:p>
@@ -3756,7 +3756,7 @@
       </w:ins>
       <w:ins w:id="63" w:author="PR Preview" w:date="2026-01-01T00:00:00Z">
         <w:r>
-          <w:t xml:space="preserve">Let the number of ones be</w:t>
+          <w:t xml:space="preserve">Let</w:t>
         </w:r>
       </w:ins>
       <w:ins w:id="64" w:author="PR Preview" w:date="2026-01-01T00:00:00Z">
@@ -3826,38 +3826,29 @@
       </m:oMath>
       <w:ins w:id="65" w:author="PR Preview" w:date="2026-01-01T00:00:00Z">
         <w:r>
-          <w:t xml:space="preserve">,</w:t>
+          <w:t xml:space="preserve"> </w:t>
         </w:r>
       </w:ins>
       <w:ins w:id="66" w:author="PR Preview" w:date="2026-01-01T00:00:00Z">
         <w:r>
-          <w:t xml:space="preserve"> </w:t>
+          <w:t xml:space="preserve">be a value of</w:t>
         </w:r>
       </w:ins>
       <w:ins w:id="67" w:author="PR Preview" w:date="2026-01-01T00:00:00Z">
-        <w:r>
-          <w:t xml:space="preserve">and let</w:t>
-        </w:r>
-      </w:ins>
-      <w:ins w:id="68" w:author="PR Preview" w:date="2026-01-01T00:00:00Z">
         <w:r>
           <w:t xml:space="preserve"> </w:t>
         </w:r>
       </w:ins>
       <m:oMath>
-        <m:sSub>
-          <m:e>
-            <m:r>
-              <m:t>A</m:t>
-            </m:r>
-          </m:e>
-          <m:sub>
-            <m:r>
-              <m:t>x</m:t>
-            </m:r>
-          </m:sub>
-        </m:sSub>
+        <m:r>
+          <m:t>S</m:t>
+        </m:r>
       </m:oMath>
+      <w:ins w:id="68" w:author="PR Preview" w:date="2026-01-01T00:00:00Z">
+        <w:r>
+          <w:t xml:space="preserve">,</w:t>
+        </w:r>
+      </w:ins>
       <w:ins w:id="69" w:author="PR Preview" w:date="2026-01-01T00:00:00Z">
         <w:r>
           <w:t xml:space="preserve"> </w:t>
@@ -3865,7 +3856,7 @@
       </w:ins>
       <w:ins w:id="70" w:author="PR Preview" w:date="2026-01-01T00:00:00Z">
         <w:r>
-          <w:t xml:space="preserve">be the set of sequences</w:t>
+          <w:t xml:space="preserve">and let</w:t>
         </w:r>
       </w:ins>
       <w:ins w:id="71" w:author="PR Preview" w:date="2026-01-01T00:00:00Z">
@@ -3874,6 +3865,35 @@
         </w:r>
       </w:ins>
       <m:oMath>
+        <m:sSub>
+          <m:e>
+            <m:r>
+              <m:t>A</m:t>
+            </m:r>
+          </m:e>
+          <m:sub>
+            <m:r>
+              <m:t>x</m:t>
+            </m:r>
+          </m:sub>
+        </m:sSub>
+      </m:oMath>
+      <w:ins w:id="72" w:author="PR Preview" w:date="2026-01-01T00:00:00Z">
+        <w:r>
+          <w:t xml:space="preserve"> </w:t>
+        </w:r>
+      </w:ins>
+      <w:ins w:id="73" w:author="PR Preview" w:date="2026-01-01T00:00:00Z">
+        <w:r>
+          <w:t xml:space="preserve">be the set of sequences</w:t>
+        </w:r>
+      </w:ins>
+      <w:ins w:id="74" w:author="PR Preview" w:date="2026-01-01T00:00:00Z">
+        <w:r>
+          <w:t xml:space="preserve"> </w:t>
+        </w:r>
+      </w:ins>
+      <m:oMath>
         <m:r>
           <m:rPr>
             <m:sty m:val="p"/>
@@ -3972,26 +3992,6 @@
           </m:sup>
         </m:sSup>
       </m:oMath>
-      <w:ins w:id="72" w:author="PR Preview" w:date="2026-01-01T00:00:00Z">
-        <w:r>
-          <w:t xml:space="preserve"> </w:t>
-        </w:r>
-      </w:ins>
-      <w:ins w:id="73" w:author="PR Preview" w:date="2026-01-01T00:00:00Z">
-        <w:r>
-          <w:t xml:space="preserve">with exactly</w:t>
-        </w:r>
-      </w:ins>
-      <w:ins w:id="74" w:author="PR Preview" w:date="2026-01-01T00:00:00Z">
-        <w:r>
-          <w:t xml:space="preserve"> </w:t>
-        </w:r>
-      </w:ins>
-      <m:oMath>
-        <m:r>
-          <m:t>x</m:t>
-        </m:r>
-      </m:oMath>
       <w:ins w:id="75" w:author="PR Preview" w:date="2026-01-01T00:00:00Z">
         <w:r>
           <w:t xml:space="preserve"> </w:t>
@@ -3999,7 +3999,7 @@
       </w:ins>
       <w:ins w:id="76" w:author="PR Preview" w:date="2026-01-01T00:00:00Z">
         <w:r>
-          <w:t xml:space="preserve">ones.</w:t>
+          <w:t xml:space="preserve">with exactly</w:t>
         </w:r>
       </w:ins>
       <w:ins w:id="77" w:author="PR Preview" w:date="2026-01-01T00:00:00Z">
@@ -4007,12 +4007,32 @@
           <w:t xml:space="preserve"> </w:t>
         </w:r>
       </w:ins>
+      <m:oMath>
+        <m:r>
+          <m:t>x</m:t>
+        </m:r>
+      </m:oMath>
       <w:ins w:id="78" w:author="PR Preview" w:date="2026-01-01T00:00:00Z">
+        <w:r>
+          <w:t xml:space="preserve"> </w:t>
+        </w:r>
+      </w:ins>
+      <w:ins w:id="79" w:author="PR Preview" w:date="2026-01-01T00:00:00Z">
+        <w:r>
+          <w:t xml:space="preserve">ones.</w:t>
+        </w:r>
+      </w:ins>
+      <w:ins w:id="80" w:author="PR Preview" w:date="2026-01-01T00:00:00Z">
+        <w:r>
+          <w:t xml:space="preserve"> </w:t>
+        </w:r>
+      </w:ins>
+      <w:ins w:id="81" w:author="PR Preview" w:date="2026-01-01T00:00:00Z">
         <w:r>
           <w:t xml:space="preserve">The event</w:t>
         </w:r>
       </w:ins>
-      <w:ins w:id="79" w:author="PR Preview" w:date="2026-01-01T00:00:00Z">
+      <w:ins w:id="82" w:author="PR Preview" w:date="2026-01-01T00:00:00Z">
         <w:r>
           <w:t xml:space="preserve"> </w:t>
         </w:r>
@@ -4047,17 +4067,17 @@
           <m:t>​</m:t>
         </m:r>
       </m:oMath>
-      <w:ins w:id="80" w:author="PR Preview" w:date="2026-01-01T00:00:00Z">
+      <w:ins w:id="83" w:author="PR Preview" w:date="2026-01-01T00:00:00Z">
         <w:r>
           <w:t xml:space="preserve"> </w:t>
         </w:r>
       </w:ins>
-      <w:ins w:id="81" w:author="PR Preview" w:date="2026-01-01T00:00:00Z">
+      <w:ins w:id="84" w:author="PR Preview" w:date="2026-01-01T00:00:00Z">
         <w:r>
           <w:t xml:space="preserve">is the disjoint union of the events</w:t>
         </w:r>
       </w:ins>
-      <w:ins w:id="82" w:author="PR Preview" w:date="2026-01-01T00:00:00Z">
+      <w:ins w:id="85" w:author="PR Preview" w:date="2026-01-01T00:00:00Z">
         <w:r>
           <w:t xml:space="preserve"> </w:t>
         </w:r>
@@ -4158,17 +4178,17 @@
           <m:t>​</m:t>
         </m:r>
       </m:oMath>
-      <w:ins w:id="83" w:author="PR Preview" w:date="2026-01-01T00:00:00Z">
+      <w:ins w:id="86" w:author="PR Preview" w:date="2026-01-01T00:00:00Z">
         <w:r>
           <w:t xml:space="preserve"> </w:t>
         </w:r>
       </w:ins>
-      <w:ins w:id="84" w:author="PR Preview" w:date="2026-01-01T00:00:00Z">
+      <w:ins w:id="87" w:author="PR Preview" w:date="2026-01-01T00:00:00Z">
         <w:r>
           <w:t xml:space="preserve">over</w:t>
         </w:r>
       </w:ins>
-      <w:ins w:id="85" w:author="PR Preview" w:date="2026-01-01T00:00:00Z">
+      <w:ins w:id="88" w:author="PR Preview" w:date="2026-01-01T00:00:00Z">
         <w:r>
           <w:t xml:space="preserve"> </w:t>
         </w:r>
@@ -4247,17 +4267,17 @@
           </m:sub>
         </m:sSub>
       </m:oMath>
-      <w:ins w:id="86" w:author="PR Preview" w:date="2026-01-01T00:00:00Z">
+      <w:ins w:id="89" w:author="PR Preview" w:date="2026-01-01T00:00:00Z">
         <w:r>
           <w:t xml:space="preserve">.</w:t>
         </w:r>
       </w:ins>
-      <w:ins w:id="87" w:author="PR Preview" w:date="2026-01-01T00:00:00Z">
+      <w:ins w:id="90" w:author="PR Preview" w:date="2026-01-01T00:00:00Z">
         <w:r>
           <w:t xml:space="preserve"> </w:t>
         </w:r>
       </w:ins>
-      <w:ins w:id="88" w:author="PR Preview" w:date="2026-01-01T00:00:00Z">
+      <w:ins w:id="91" w:author="PR Preview" w:date="2026-01-01T00:00:00Z">
         <w:r>
           <w:t xml:space="preserve">For one such sequence:</w:t>
         </w:r>
@@ -22702,7 +22722,7 @@
       <w:pPr>
         <w:pStyle w:val="BodyText"/>
       </w:pPr>
-      <w:del w:id="89" w:author="PR Preview" w:date="2026-01-01T00:00:00Z">
+      <w:del w:id="92" w:author="PR Preview" w:date="2026-01-01T00:00:00Z">
         <w:r>
           <w:rPr>
             <w:b/>
@@ -22711,17 +22731,17 @@
           <w:delText xml:space="preserve">Theorem 10 (The negative binomial converges to the Poisson)</w:delText>
         </w:r>
       </w:del>
-      <w:del w:id="90" w:author="PR Preview" w:date="2026-01-01T00:00:00Z">
+      <w:del w:id="93" w:author="PR Preview" w:date="2026-01-01T00:00:00Z">
         <w:r>
           <w:delText xml:space="preserve"> </w:delText>
         </w:r>
       </w:del>
-      <w:del w:id="91" w:author="PR Preview" w:date="2026-01-01T00:00:00Z">
+      <w:del w:id="94" w:author="PR Preview" w:date="2026-01-01T00:00:00Z">
         <w:r>
           <w:delText xml:space="preserve">Fix</w:delText>
         </w:r>
       </w:del>
-      <w:del w:id="92" w:author="PR Preview" w:date="2026-01-01T00:00:00Z">
+      <w:del w:id="95" w:author="PR Preview" w:date="2026-01-01T00:00:00Z">
         <w:r>
           <w:delText xml:space="preserve"> </w:delText>
         </w:r>
@@ -22740,12 +22760,12 @@
           <m:t>0</m:t>
         </m:r>
       </m:oMath>
-      <w:del w:id="93" w:author="PR Preview" w:date="2026-01-01T00:00:00Z">
+      <w:del w:id="96" w:author="PR Preview" w:date="2026-01-01T00:00:00Z">
         <w:r>
           <w:delText xml:space="preserve">, and let</w:delText>
         </w:r>
       </w:del>
-      <w:del w:id="94" w:author="PR Preview" w:date="2026-01-01T00:00:00Z">
+      <w:del w:id="97" w:author="PR Preview" w:date="2026-01-01T00:00:00Z">
         <w:r>
           <w:delText xml:space="preserve"> </w:delText>
         </w:r>
@@ -22800,22 +22820,22 @@
           <m:t>)</m:t>
         </m:r>
       </m:oMath>
-      <w:del w:id="95" w:author="PR Preview" w:date="2026-01-01T00:00:00Z">
+      <w:del w:id="98" w:author="PR Preview" w:date="2026-01-01T00:00:00Z">
         <w:r>
           <w:delText xml:space="preserve">.</w:delText>
         </w:r>
       </w:del>
-      <w:del w:id="96" w:author="PR Preview" w:date="2026-01-01T00:00:00Z">
+      <w:del w:id="99" w:author="PR Preview" w:date="2026-01-01T00:00:00Z">
         <w:r>
           <w:delText xml:space="preserve"> </w:delText>
         </w:r>
       </w:del>
-      <w:del w:id="97" w:author="PR Preview" w:date="2026-01-01T00:00:00Z">
+      <w:del w:id="100" w:author="PR Preview" w:date="2026-01-01T00:00:00Z">
         <w:r>
           <w:delText xml:space="preserve">Then for each</w:delText>
         </w:r>
       </w:del>
-      <w:del w:id="98" w:author="PR Preview" w:date="2026-01-01T00:00:00Z">
+      <w:del w:id="101" w:author="PR Preview" w:date="2026-01-01T00:00:00Z">
         <w:r>
           <w:delText xml:space="preserve"> </w:delText>
         </w:r>
@@ -22880,22 +22900,22 @@
           <m:t>​</m:t>
         </m:r>
       </m:oMath>
-      <w:del w:id="99" w:author="PR Preview" w:date="2026-01-01T00:00:00Z">
+      <w:del w:id="102" w:author="PR Preview" w:date="2026-01-01T00:00:00Z">
         <w:r>
           <w:delText xml:space="preserve">,</w:delText>
         </w:r>
       </w:del>
-      <w:del w:id="100" w:author="PR Preview" w:date="2026-01-01T00:00:00Z">
+      <w:del w:id="103" w:author="PR Preview" w:date="2026-01-01T00:00:00Z">
         <w:r>
           <w:delText xml:space="preserve"> </w:delText>
         </w:r>
       </w:del>
-      <w:del w:id="101" w:author="PR Preview" w:date="2026-01-01T00:00:00Z">
+      <w:del w:id="104" w:author="PR Preview" w:date="2026-01-01T00:00:00Z">
         <w:r>
           <w:delText xml:space="preserve">as</w:delText>
         </w:r>
       </w:del>
-      <w:del w:id="102" w:author="PR Preview" w:date="2026-01-01T00:00:00Z">
+      <w:del w:id="105" w:author="PR Preview" w:date="2026-01-01T00:00:00Z">
         <w:r>
           <w:delText xml:space="preserve"> </w:delText>
         </w:r>
@@ -22917,28 +22937,28 @@
           <m:t>∞</m:t>
         </m:r>
       </m:oMath>
-      <w:del w:id="103" w:author="PR Preview" w:date="2026-01-01T00:00:00Z">
+      <w:del w:id="106" w:author="PR Preview" w:date="2026-01-01T00:00:00Z">
         <w:r>
           <w:delText xml:space="preserve">,</w:delText>
         </w:r>
       </w:del>
-      <w:del w:id="104" w:author="PR Preview" w:date="2026-01-01T00:00:00Z">
+      <w:del w:id="107" w:author="PR Preview" w:date="2026-01-01T00:00:00Z">
         <w:r>
           <w:delText xml:space="preserve"> </w:delText>
         </w:r>
       </w:del>
-      <w:del w:id="105" w:author="PR Preview" w:date="2026-01-01T00:00:00Z">
+      <w:del w:id="108" w:author="PR Preview" w:date="2026-01-01T00:00:00Z">
         <w:r>
           <w:delText xml:space="preserve">the negative binomial PMF converges to the</w:delText>
         </w:r>
       </w:del>
-      <w:del w:id="106" w:author="PR Preview" w:date="2026-01-01T00:00:00Z">
+      <w:del w:id="109" w:author="PR Preview" w:date="2026-01-01T00:00:00Z">
         <w:r>
           <w:delText xml:space="preserve"> </w:delText>
         </w:r>
       </w:del>
       <w:hyperlink w:anchor="def-poisson">
-        <w:del w:id="107" w:author="PR Preview" w:date="2026-01-01T00:00:00Z">
+        <w:del w:id="110" w:author="PR Preview" w:date="2026-01-01T00:00:00Z">
           <w:r>
             <w:rPr>
               <w:rStyle w:val="Hyperlink"/>
@@ -22947,18 +22967,18 @@
           </w:r>
         </w:del>
       </w:hyperlink>
-      <w:del w:id="108" w:author="PR Preview" w:date="2026-01-01T00:00:00Z">
+      <w:del w:id="111" w:author="PR Preview" w:date="2026-01-01T00:00:00Z">
         <w:r>
           <w:delText xml:space="preserve"> </w:delText>
         </w:r>
       </w:del>
-      <w:del w:id="109" w:author="PR Preview" w:date="2026-01-01T00:00:00Z">
+      <w:del w:id="112" w:author="PR Preview" w:date="2026-01-01T00:00:00Z">
         <w:r>
           <w:delText xml:space="preserve">PMF (</w:delText>
         </w:r>
       </w:del>
       <w:hyperlink w:anchor="eq-pois-pmf">
-        <w:del w:id="110" w:author="PR Preview" w:date="2026-01-01T00:00:00Z">
+        <w:del w:id="113" w:author="PR Preview" w:date="2026-01-01T00:00:00Z">
           <w:r>
             <w:rPr>
               <w:rStyle w:val="Hyperlink"/>
@@ -22967,7 +22987,7 @@
           </w:r>
         </w:del>
       </w:hyperlink>
-      <w:del w:id="111" w:author="PR Preview" w:date="2026-01-01T00:00:00Z">
+      <w:del w:id="114" w:author="PR Preview" w:date="2026-01-01T00:00:00Z">
         <w:r>
           <w:delText xml:space="preserve">):</w:delText>
         </w:r>
@@ -23109,7 +23129,7 @@
       <w:pPr>
         <w:pStyle w:val="FirstParagraph"/>
       </w:pPr>
-      <w:del w:id="112" w:author="PR Preview" w:date="2026-01-01T00:00:00Z">
+      <w:del w:id="115" w:author="PR Preview" w:date="2026-01-01T00:00:00Z">
         <w:r>
           <w:rPr>
             <w:i/>
@@ -23118,17 +23138,17 @@
           <w:delText xml:space="preserve">Proof</w:delText>
         </w:r>
       </w:del>
-      <w:del w:id="113" w:author="PR Preview" w:date="2026-01-01T00:00:00Z">
+      <w:del w:id="116" w:author="PR Preview" w:date="2026-01-01T00:00:00Z">
         <w:r>
           <w:delText xml:space="preserve">. </w:delText>
         </w:r>
       </w:del>
-      <w:del w:id="114" w:author="PR Preview" w:date="2026-01-01T00:00:00Z">
+      <w:del w:id="117" w:author="PR Preview" w:date="2026-01-01T00:00:00Z">
         <w:r>
           <w:delText xml:space="preserve">Fix</w:delText>
         </w:r>
       </w:del>
-      <w:del w:id="115" w:author="PR Preview" w:date="2026-01-01T00:00:00Z">
+      <w:del w:id="118" w:author="PR Preview" w:date="2026-01-01T00:00:00Z">
         <w:r>
           <w:delText xml:space="preserve"> </w:delText>
         </w:r>
@@ -23138,28 +23158,28 @@
           <m:t>y</m:t>
         </m:r>
       </m:oMath>
-      <w:del w:id="116" w:author="PR Preview" w:date="2026-01-01T00:00:00Z">
+      <w:del w:id="119" w:author="PR Preview" w:date="2026-01-01T00:00:00Z">
         <w:r>
           <w:delText xml:space="preserve">.</w:delText>
         </w:r>
       </w:del>
-      <w:del w:id="117" w:author="PR Preview" w:date="2026-01-01T00:00:00Z">
+      <w:del w:id="120" w:author="PR Preview" w:date="2026-01-01T00:00:00Z">
         <w:r>
           <w:delText xml:space="preserve"> </w:delText>
         </w:r>
       </w:del>
-      <w:del w:id="118" w:author="PR Preview" w:date="2026-01-01T00:00:00Z">
+      <w:del w:id="121" w:author="PR Preview" w:date="2026-01-01T00:00:00Z">
         <w:r>
           <w:delText xml:space="preserve">In</w:delText>
         </w:r>
       </w:del>
-      <w:del w:id="119" w:author="PR Preview" w:date="2026-01-01T00:00:00Z">
+      <w:del w:id="122" w:author="PR Preview" w:date="2026-01-01T00:00:00Z">
         <w:r>
           <w:delText xml:space="preserve"> </w:delText>
         </w:r>
       </w:del>
       <w:hyperlink w:anchor="def-nb">
-        <w:del w:id="120" w:author="PR Preview" w:date="2026-01-01T00:00:00Z">
+        <w:del w:id="123" w:author="PR Preview" w:date="2026-01-01T00:00:00Z">
           <w:r>
             <w:rPr>
               <w:rStyle w:val="Hyperlink"/>
@@ -23168,53 +23188,9 @@
           </w:r>
         </w:del>
       </w:hyperlink>
-      <w:del w:id="121" w:author="PR Preview" w:date="2026-01-01T00:00:00Z">
+      <w:del w:id="124" w:author="PR Preview" w:date="2026-01-01T00:00:00Z">
         <w:r>
           <w:delText xml:space="preserve">, the first factor</w:delText>
-        </w:r>
-      </w:del>
-      <w:del w:id="122" w:author="PR Preview" w:date="2026-01-01T00:00:00Z">
-        <w:r>
-          <w:delText xml:space="preserve"> </w:delText>
-        </w:r>
-      </w:del>
-      <m:oMath>
-        <m:sSup>
-          <m:e>
-            <m:r>
-              <m:t>μ</m:t>
-            </m:r>
-          </m:e>
-          <m:sup>
-            <m:r>
-              <m:t>y</m:t>
-            </m:r>
-          </m:sup>
-        </m:sSup>
-        <m:r>
-          <m:rPr>
-            <m:sty m:val="p"/>
-          </m:rPr>
-          <m:t>/</m:t>
-        </m:r>
-        <m:r>
-          <m:t>y</m:t>
-        </m:r>
-        <m:r>
-          <m:rPr>
-            <m:sty m:val="p"/>
-          </m:rPr>
-          <m:t>!</m:t>
-        </m:r>
-      </m:oMath>
-      <w:del w:id="123" w:author="PR Preview" w:date="2026-01-01T00:00:00Z">
-        <w:r>
-          <w:delText xml:space="preserve"> </w:delText>
-        </w:r>
-      </w:del>
-      <w:del w:id="124" w:author="PR Preview" w:date="2026-01-01T00:00:00Z">
-        <w:r>
-          <w:delText xml:space="preserve">does not depend on</w:delText>
         </w:r>
       </w:del>
       <w:del w:id="125" w:author="PR Preview" w:date="2026-01-01T00:00:00Z">
@@ -23223,26 +23199,70 @@
         </w:r>
       </w:del>
       <m:oMath>
-        <m:r>
-          <m:t>ρ</m:t>
+        <m:sSup>
+          <m:e>
+            <m:r>
+              <m:t>μ</m:t>
+            </m:r>
+          </m:e>
+          <m:sup>
+            <m:r>
+              <m:t>y</m:t>
+            </m:r>
+          </m:sup>
+        </m:sSup>
+        <m:r>
+          <m:rPr>
+            <m:sty m:val="p"/>
+          </m:rPr>
+          <m:t>/</m:t>
+        </m:r>
+        <m:r>
+          <m:t>y</m:t>
+        </m:r>
+        <m:r>
+          <m:rPr>
+            <m:sty m:val="p"/>
+          </m:rPr>
+          <m:t>!</m:t>
         </m:r>
       </m:oMath>
       <w:del w:id="126" w:author="PR Preview" w:date="2026-01-01T00:00:00Z">
+        <w:r>
+          <w:delText xml:space="preserve"> </w:delText>
+        </w:r>
+      </w:del>
+      <w:del w:id="127" w:author="PR Preview" w:date="2026-01-01T00:00:00Z">
+        <w:r>
+          <w:delText xml:space="preserve">does not depend on</w:delText>
+        </w:r>
+      </w:del>
+      <w:del w:id="128" w:author="PR Preview" w:date="2026-01-01T00:00:00Z">
+        <w:r>
+          <w:delText xml:space="preserve"> </w:delText>
+        </w:r>
+      </w:del>
+      <m:oMath>
+        <m:r>
+          <m:t>ρ</m:t>
+        </m:r>
+      </m:oMath>
+      <w:del w:id="129" w:author="PR Preview" w:date="2026-01-01T00:00:00Z">
         <w:r>
           <w:delText xml:space="preserve">.</w:delText>
         </w:r>
       </w:del>
-      <w:del w:id="127" w:author="PR Preview" w:date="2026-01-01T00:00:00Z">
+      <w:del w:id="130" w:author="PR Preview" w:date="2026-01-01T00:00:00Z">
         <w:r>
           <w:delText xml:space="preserve"> </w:delText>
         </w:r>
       </w:del>
-      <w:del w:id="128" w:author="PR Preview" w:date="2026-01-01T00:00:00Z">
+      <w:del w:id="131" w:author="PR Preview" w:date="2026-01-01T00:00:00Z">
         <w:r>
           <w:delText xml:space="preserve">For the second factor,</w:delText>
         </w:r>
       </w:del>
-      <w:del w:id="129" w:author="PR Preview" w:date="2026-01-01T00:00:00Z">
+      <w:del w:id="132" w:author="PR Preview" w:date="2026-01-01T00:00:00Z">
         <w:r>
           <w:delText xml:space="preserve"> </w:delText>
         </w:r>
@@ -23368,22 +23388,22 @@
           <m:t>)</m:t>
         </m:r>
       </m:oMath>
-      <w:del w:id="130" w:author="PR Preview" w:date="2026-01-01T00:00:00Z">
+      <w:del w:id="133" w:author="PR Preview" w:date="2026-01-01T00:00:00Z">
         <w:r>
           <w:delText xml:space="preserve">,</w:delText>
         </w:r>
       </w:del>
-      <w:del w:id="131" w:author="PR Preview" w:date="2026-01-01T00:00:00Z">
+      <w:del w:id="134" w:author="PR Preview" w:date="2026-01-01T00:00:00Z">
         <w:r>
           <w:delText xml:space="preserve"> </w:delText>
         </w:r>
       </w:del>
-      <w:del w:id="132" w:author="PR Preview" w:date="2026-01-01T00:00:00Z">
+      <w:del w:id="135" w:author="PR Preview" w:date="2026-01-01T00:00:00Z">
         <w:r>
           <w:delText xml:space="preserve">by applying</w:delText>
         </w:r>
       </w:del>
-      <w:del w:id="133" w:author="PR Preview" w:date="2026-01-01T00:00:00Z">
+      <w:del w:id="136" w:author="PR Preview" w:date="2026-01-01T00:00:00Z">
         <w:r>
           <w:delText xml:space="preserve"> </w:delText>
         </w:r>
@@ -23453,7 +23473,7 @@
           <m:t>)</m:t>
         </m:r>
       </m:oMath>
-      <w:del w:id="134" w:author="PR Preview" w:date="2026-01-01T00:00:00Z">
+      <w:del w:id="137" w:author="PR Preview" w:date="2026-01-01T00:00:00Z">
         <w:r>
           <w:delText xml:space="preserve"> </w:delText>
         </w:r>
@@ -23463,27 +23483,27 @@
           <m:t>y</m:t>
         </m:r>
       </m:oMath>
-      <w:del w:id="135" w:author="PR Preview" w:date="2026-01-01T00:00:00Z">
+      <w:del w:id="138" w:author="PR Preview" w:date="2026-01-01T00:00:00Z">
         <w:r>
           <w:delText xml:space="preserve"> </w:delText>
         </w:r>
       </w:del>
-      <w:del w:id="136" w:author="PR Preview" w:date="2026-01-01T00:00:00Z">
+      <w:del w:id="139" w:author="PR Preview" w:date="2026-01-01T00:00:00Z">
         <w:r>
           <w:delText xml:space="preserve">times</w:delText>
         </w:r>
       </w:del>
-      <w:del w:id="137" w:author="PR Preview" w:date="2026-01-01T00:00:00Z">
+      <w:del w:id="140" w:author="PR Preview" w:date="2026-01-01T00:00:00Z">
         <w:r>
           <w:delText xml:space="preserve"> </w:delText>
         </w:r>
       </w:del>
-      <w:del w:id="138" w:author="PR Preview" w:date="2026-01-01T00:00:00Z">
+      <w:del w:id="141" w:author="PR Preview" w:date="2026-01-01T00:00:00Z">
         <w:r>
           <w:delText xml:space="preserve">(for</w:delText>
         </w:r>
       </w:del>
-      <w:del w:id="139" w:author="PR Preview" w:date="2026-01-01T00:00:00Z">
+      <w:del w:id="142" w:author="PR Preview" w:date="2026-01-01T00:00:00Z">
         <w:r>
           <w:delText xml:space="preserve"> </w:delText>
         </w:r>
@@ -23502,7 +23522,7 @@
           <m:t>0</m:t>
         </m:r>
       </m:oMath>
-      <w:del w:id="140" w:author="PR Preview" w:date="2026-01-01T00:00:00Z">
+      <w:del w:id="143" w:author="PR Preview" w:date="2026-01-01T00:00:00Z">
         <w:r>
           <w:delText xml:space="preserve">, the product is empty and equals 1), so:</w:delText>
         </w:r>
@@ -23512,7 +23532,7 @@
       <w:pPr>
         <w:pStyle w:val="BodyText"/>
       </w:pPr>
-      <w:ins w:id="141" w:author="PR Preview" w:date="2026-01-01T00:00:00Z">
+      <w:ins w:id="144" w:author="PR Preview" w:date="2026-01-01T00:00:00Z">
         <w:r>
           <w:rPr>
             <w:b/>
@@ -23521,23 +23541,23 @@
           <w:t xml:space="preserve">Theorem 10 (The negative binomial converges to the Poisson)</w:t>
         </w:r>
       </w:ins>
-      <w:ins w:id="142" w:author="PR Preview" w:date="2026-01-01T00:00:00Z">
+      <w:ins w:id="145" w:author="PR Preview" w:date="2026-01-01T00:00:00Z">
         <w:r>
           <w:t xml:space="preserve"> </w:t>
         </w:r>
       </w:ins>
-      <w:ins w:id="143" w:author="PR Preview" w:date="2026-01-01T00:00:00Z">
+      <w:ins w:id="146" w:author="PR Preview" w:date="2026-01-01T00:00:00Z">
         <w:r>
-          <w:t xml:space="preserve">Let the</w:t>
+          <w:t xml:space="preserve">Let the population</w:t>
         </w:r>
       </w:ins>
-      <w:ins w:id="144" w:author="PR Preview" w:date="2026-01-01T00:00:00Z">
+      <w:ins w:id="147" w:author="PR Preview" w:date="2026-01-01T00:00:00Z">
         <w:r>
           <w:t xml:space="preserve"> </w:t>
         </w:r>
       </w:ins>
       <w:hyperlink r:id="rId79">
-        <w:ins w:id="145" w:author="PR Preview" w:date="2026-01-01T00:00:00Z">
+        <w:ins w:id="148" w:author="PR Preview" w:date="2026-01-01T00:00:00Z">
           <w:r>
             <w:rPr>
               <w:rStyle w:val="Hyperlink"/>
@@ -23546,17 +23566,17 @@
           </w:r>
         </w:ins>
       </w:hyperlink>
-      <w:ins w:id="146" w:author="PR Preview" w:date="2026-01-01T00:00:00Z">
+      <w:ins w:id="149" w:author="PR Preview" w:date="2026-01-01T00:00:00Z">
         <w:r>
           <w:t xml:space="preserve"> </w:t>
         </w:r>
       </w:ins>
-      <w:ins w:id="147" w:author="PR Preview" w:date="2026-01-01T00:00:00Z">
+      <w:ins w:id="150" w:author="PR Preview" w:date="2026-01-01T00:00:00Z">
         <w:r>
           <w:t xml:space="preserve">be</w:t>
         </w:r>
       </w:ins>
-      <w:ins w:id="148" w:author="PR Preview" w:date="2026-01-01T00:00:00Z">
+      <w:ins w:id="151" w:author="PR Preview" w:date="2026-01-01T00:00:00Z">
         <w:r>
           <w:t xml:space="preserve"> </w:t>
         </w:r>
@@ -23575,12 +23595,12 @@
           <m:t>0</m:t>
         </m:r>
       </m:oMath>
-      <w:ins w:id="149" w:author="PR Preview" w:date="2026-01-01T00:00:00Z">
+      <w:ins w:id="152" w:author="PR Preview" w:date="2026-01-01T00:00:00Z">
         <w:r>
           <w:t xml:space="preserve">, and let</w:t>
         </w:r>
       </w:ins>
-      <w:ins w:id="150" w:author="PR Preview" w:date="2026-01-01T00:00:00Z">
+      <w:ins w:id="153" w:author="PR Preview" w:date="2026-01-01T00:00:00Z">
         <w:r>
           <w:t xml:space="preserve"> </w:t>
         </w:r>
@@ -23635,22 +23655,22 @@
           <m:t>)</m:t>
         </m:r>
       </m:oMath>
-      <w:ins w:id="151" w:author="PR Preview" w:date="2026-01-01T00:00:00Z">
+      <w:ins w:id="154" w:author="PR Preview" w:date="2026-01-01T00:00:00Z">
         <w:r>
           <w:t xml:space="preserve">.</w:t>
         </w:r>
       </w:ins>
-      <w:ins w:id="152" w:author="PR Preview" w:date="2026-01-01T00:00:00Z">
+      <w:ins w:id="155" w:author="PR Preview" w:date="2026-01-01T00:00:00Z">
         <w:r>
           <w:t xml:space="preserve"> </w:t>
         </w:r>
       </w:ins>
-      <w:ins w:id="153" w:author="PR Preview" w:date="2026-01-01T00:00:00Z">
+      <w:ins w:id="156" w:author="PR Preview" w:date="2026-01-01T00:00:00Z">
         <w:r>
           <w:t xml:space="preserve">Then for each</w:t>
         </w:r>
       </w:ins>
-      <w:ins w:id="154" w:author="PR Preview" w:date="2026-01-01T00:00:00Z">
+      <w:ins w:id="157" w:author="PR Preview" w:date="2026-01-01T00:00:00Z">
         <w:r>
           <w:t xml:space="preserve"> </w:t>
         </w:r>
@@ -23715,22 +23735,22 @@
           <m:t>​</m:t>
         </m:r>
       </m:oMath>
-      <w:ins w:id="155" w:author="PR Preview" w:date="2026-01-01T00:00:00Z">
+      <w:ins w:id="158" w:author="PR Preview" w:date="2026-01-01T00:00:00Z">
         <w:r>
           <w:t xml:space="preserve">,</w:t>
         </w:r>
       </w:ins>
-      <w:ins w:id="156" w:author="PR Preview" w:date="2026-01-01T00:00:00Z">
+      <w:ins w:id="159" w:author="PR Preview" w:date="2026-01-01T00:00:00Z">
         <w:r>
           <w:t xml:space="preserve"> </w:t>
         </w:r>
       </w:ins>
-      <w:ins w:id="157" w:author="PR Preview" w:date="2026-01-01T00:00:00Z">
+      <w:ins w:id="160" w:author="PR Preview" w:date="2026-01-01T00:00:00Z">
         <w:r>
           <w:t xml:space="preserve">as</w:t>
         </w:r>
       </w:ins>
-      <w:ins w:id="158" w:author="PR Preview" w:date="2026-01-01T00:00:00Z">
+      <w:ins w:id="161" w:author="PR Preview" w:date="2026-01-01T00:00:00Z">
         <w:r>
           <w:t xml:space="preserve"> </w:t>
         </w:r>
@@ -23752,28 +23772,28 @@
           <m:t>∞</m:t>
         </m:r>
       </m:oMath>
-      <w:ins w:id="159" w:author="PR Preview" w:date="2026-01-01T00:00:00Z">
+      <w:ins w:id="162" w:author="PR Preview" w:date="2026-01-01T00:00:00Z">
         <w:r>
           <w:t xml:space="preserve">,</w:t>
         </w:r>
       </w:ins>
-      <w:ins w:id="160" w:author="PR Preview" w:date="2026-01-01T00:00:00Z">
+      <w:ins w:id="163" w:author="PR Preview" w:date="2026-01-01T00:00:00Z">
         <w:r>
           <w:t xml:space="preserve"> </w:t>
         </w:r>
       </w:ins>
-      <w:ins w:id="161" w:author="PR Preview" w:date="2026-01-01T00:00:00Z">
+      <w:ins w:id="164" w:author="PR Preview" w:date="2026-01-01T00:00:00Z">
         <w:r>
           <w:t xml:space="preserve">the negative binomial PMF converges to the</w:t>
         </w:r>
       </w:ins>
-      <w:ins w:id="162" w:author="PR Preview" w:date="2026-01-01T00:00:00Z">
+      <w:ins w:id="165" w:author="PR Preview" w:date="2026-01-01T00:00:00Z">
         <w:r>
           <w:t xml:space="preserve"> </w:t>
         </w:r>
       </w:ins>
       <w:hyperlink w:anchor="def-poisson">
-        <w:ins w:id="163" w:author="PR Preview" w:date="2026-01-01T00:00:00Z">
+        <w:ins w:id="166" w:author="PR Preview" w:date="2026-01-01T00:00:00Z">
           <w:r>
             <w:rPr>
               <w:rStyle w:val="Hyperlink"/>
@@ -23782,18 +23802,18 @@
           </w:r>
         </w:ins>
       </w:hyperlink>
-      <w:ins w:id="164" w:author="PR Preview" w:date="2026-01-01T00:00:00Z">
+      <w:ins w:id="167" w:author="PR Preview" w:date="2026-01-01T00:00:00Z">
         <w:r>
           <w:t xml:space="preserve"> </w:t>
         </w:r>
       </w:ins>
-      <w:ins w:id="165" w:author="PR Preview" w:date="2026-01-01T00:00:00Z">
+      <w:ins w:id="168" w:author="PR Preview" w:date="2026-01-01T00:00:00Z">
         <w:r>
           <w:t xml:space="preserve">PMF (</w:t>
         </w:r>
       </w:ins>
       <w:hyperlink w:anchor="eq-pois-pmf">
-        <w:ins w:id="166" w:author="PR Preview" w:date="2026-01-01T00:00:00Z">
+        <w:ins w:id="169" w:author="PR Preview" w:date="2026-01-01T00:00:00Z">
           <w:r>
             <w:rPr>
               <w:rStyle w:val="Hyperlink"/>
@@ -23802,7 +23822,7 @@
           </w:r>
         </w:ins>
       </w:hyperlink>
-      <w:ins w:id="167" w:author="PR Preview" w:date="2026-01-01T00:00:00Z">
+      <w:ins w:id="170" w:author="PR Preview" w:date="2026-01-01T00:00:00Z">
         <w:r>
           <w:t xml:space="preserve">):</w:t>
         </w:r>
@@ -23945,7 +23965,7 @@
       <w:pPr>
         <w:pStyle w:val="FirstParagraph"/>
       </w:pPr>
-      <w:ins w:id="168" w:author="PR Preview" w:date="2026-01-01T00:00:00Z">
+      <w:ins w:id="171" w:author="PR Preview" w:date="2026-01-01T00:00:00Z">
         <w:r>
           <w:rPr>
             <w:i/>
@@ -23954,17 +23974,17 @@
           <w:t xml:space="preserve">Proof</w:t>
         </w:r>
       </w:ins>
-      <w:ins w:id="169" w:author="PR Preview" w:date="2026-01-01T00:00:00Z">
+      <w:ins w:id="172" w:author="PR Preview" w:date="2026-01-01T00:00:00Z">
         <w:r>
           <w:t xml:space="preserve">. </w:t>
         </w:r>
       </w:ins>
-      <w:ins w:id="170" w:author="PR Preview" w:date="2026-01-01T00:00:00Z">
+      <w:ins w:id="173" w:author="PR Preview" w:date="2026-01-01T00:00:00Z">
         <w:r>
-          <w:t xml:space="preserve">Choose a count</w:t>
+          <w:t xml:space="preserve">Choose a value</w:t>
         </w:r>
       </w:ins>
-      <w:ins w:id="171" w:author="PR Preview" w:date="2026-01-01T00:00:00Z">
+      <w:ins w:id="174" w:author="PR Preview" w:date="2026-01-01T00:00:00Z">
         <w:r>
           <w:t xml:space="preserve"> </w:t>
         </w:r>
@@ -23974,28 +23994,57 @@
           <m:t>y</m:t>
         </m:r>
       </m:oMath>
-      <w:ins w:id="172" w:author="PR Preview" w:date="2026-01-01T00:00:00Z">
-        <w:r>
-          <w:t xml:space="preserve">.</w:t>
-        </w:r>
-      </w:ins>
-      <w:ins w:id="173" w:author="PR Preview" w:date="2026-01-01T00:00:00Z">
-        <w:r>
-          <w:t xml:space="preserve"> </w:t>
-        </w:r>
-      </w:ins>
-      <w:ins w:id="174" w:author="PR Preview" w:date="2026-01-01T00:00:00Z">
-        <w:r>
-          <w:t xml:space="preserve">In</w:t>
-        </w:r>
-      </w:ins>
       <w:ins w:id="175" w:author="PR Preview" w:date="2026-01-01T00:00:00Z">
         <w:r>
           <w:t xml:space="preserve"> </w:t>
         </w:r>
       </w:ins>
+      <w:ins w:id="176" w:author="PR Preview" w:date="2026-01-01T00:00:00Z">
+        <w:r>
+          <w:t xml:space="preserve">of</w:t>
+        </w:r>
+      </w:ins>
+      <w:ins w:id="177" w:author="PR Preview" w:date="2026-01-01T00:00:00Z">
+        <w:r>
+          <w:t xml:space="preserve"> </w:t>
+        </w:r>
+      </w:ins>
+      <m:oMath>
+        <m:sSub>
+          <m:e>
+            <m:r>
+              <m:t>Y</m:t>
+            </m:r>
+          </m:e>
+          <m:sub>
+            <m:r>
+              <m:t>ρ</m:t>
+            </m:r>
+          </m:sub>
+        </m:sSub>
+      </m:oMath>
+      <w:ins w:id="178" w:author="PR Preview" w:date="2026-01-01T00:00:00Z">
+        <w:r>
+          <w:t xml:space="preserve">.</w:t>
+        </w:r>
+      </w:ins>
+      <w:ins w:id="179" w:author="PR Preview" w:date="2026-01-01T00:00:00Z">
+        <w:r>
+          <w:t xml:space="preserve"> </w:t>
+        </w:r>
+      </w:ins>
+      <w:ins w:id="180" w:author="PR Preview" w:date="2026-01-01T00:00:00Z">
+        <w:r>
+          <w:t xml:space="preserve">In</w:t>
+        </w:r>
+      </w:ins>
+      <w:ins w:id="181" w:author="PR Preview" w:date="2026-01-01T00:00:00Z">
+        <w:r>
+          <w:t xml:space="preserve"> </w:t>
+        </w:r>
+      </w:ins>
       <w:hyperlink w:anchor="def-nb">
-        <w:ins w:id="176" w:author="PR Preview" w:date="2026-01-01T00:00:00Z">
+        <w:ins w:id="182" w:author="PR Preview" w:date="2026-01-01T00:00:00Z">
           <w:r>
             <w:rPr>
               <w:rStyle w:val="Hyperlink"/>
@@ -24004,12 +24053,12 @@
           </w:r>
         </w:ins>
       </w:hyperlink>
-      <w:ins w:id="177" w:author="PR Preview" w:date="2026-01-01T00:00:00Z">
+      <w:ins w:id="183" w:author="PR Preview" w:date="2026-01-01T00:00:00Z">
         <w:r>
           <w:t xml:space="preserve">, the first factor</w:t>
         </w:r>
       </w:ins>
-      <w:ins w:id="178" w:author="PR Preview" w:date="2026-01-01T00:00:00Z">
+      <w:ins w:id="184" w:author="PR Preview" w:date="2026-01-01T00:00:00Z">
         <w:r>
           <w:t xml:space="preserve"> </w:t>
         </w:r>
@@ -24043,17 +24092,17 @@
           <m:t>!</m:t>
         </m:r>
       </m:oMath>
-      <w:ins w:id="179" w:author="PR Preview" w:date="2026-01-01T00:00:00Z">
+      <w:ins w:id="185" w:author="PR Preview" w:date="2026-01-01T00:00:00Z">
         <w:r>
           <w:t xml:space="preserve"> </w:t>
         </w:r>
       </w:ins>
-      <w:ins w:id="180" w:author="PR Preview" w:date="2026-01-01T00:00:00Z">
+      <w:ins w:id="186" w:author="PR Preview" w:date="2026-01-01T00:00:00Z">
         <w:r>
           <w:t xml:space="preserve">does not depend on</w:t>
         </w:r>
       </w:ins>
-      <w:ins w:id="181" w:author="PR Preview" w:date="2026-01-01T00:00:00Z">
+      <w:ins w:id="187" w:author="PR Preview" w:date="2026-01-01T00:00:00Z">
         <w:r>
           <w:t xml:space="preserve"> </w:t>
         </w:r>
@@ -24063,22 +24112,22 @@
           <m:t>ρ</m:t>
         </m:r>
       </m:oMath>
-      <w:ins w:id="182" w:author="PR Preview" w:date="2026-01-01T00:00:00Z">
+      <w:ins w:id="188" w:author="PR Preview" w:date="2026-01-01T00:00:00Z">
         <w:r>
           <w:t xml:space="preserve">.</w:t>
         </w:r>
       </w:ins>
-      <w:ins w:id="183" w:author="PR Preview" w:date="2026-01-01T00:00:00Z">
+      <w:ins w:id="189" w:author="PR Preview" w:date="2026-01-01T00:00:00Z">
         <w:r>
           <w:t xml:space="preserve"> </w:t>
         </w:r>
       </w:ins>
-      <w:ins w:id="184" w:author="PR Preview" w:date="2026-01-01T00:00:00Z">
+      <w:ins w:id="190" w:author="PR Preview" w:date="2026-01-01T00:00:00Z">
         <w:r>
           <w:t xml:space="preserve">For the second factor,</w:t>
         </w:r>
       </w:ins>
-      <w:ins w:id="185" w:author="PR Preview" w:date="2026-01-01T00:00:00Z">
+      <w:ins w:id="191" w:author="PR Preview" w:date="2026-01-01T00:00:00Z">
         <w:r>
           <w:t xml:space="preserve"> </w:t>
         </w:r>
@@ -24204,109 +24253,9 @@
           <m:t>)</m:t>
         </m:r>
       </m:oMath>
-      <w:ins w:id="186" w:author="PR Preview" w:date="2026-01-01T00:00:00Z">
+      <w:ins w:id="192" w:author="PR Preview" w:date="2026-01-01T00:00:00Z">
         <w:r>
           <w:t xml:space="preserve">,</w:t>
-        </w:r>
-      </w:ins>
-      <w:ins w:id="187" w:author="PR Preview" w:date="2026-01-01T00:00:00Z">
-        <w:r>
-          <w:t xml:space="preserve"> </w:t>
-        </w:r>
-      </w:ins>
-      <w:ins w:id="188" w:author="PR Preview" w:date="2026-01-01T00:00:00Z">
-        <w:r>
-          <w:t xml:space="preserve">by applying</w:t>
-        </w:r>
-      </w:ins>
-      <w:ins w:id="189" w:author="PR Preview" w:date="2026-01-01T00:00:00Z">
-        <w:r>
-          <w:t xml:space="preserve"> </w:t>
-        </w:r>
-      </w:ins>
-      <m:oMath>
-        <m:r>
-          <m:rPr>
-            <m:sty m:val="p"/>
-          </m:rPr>
-          <m:t>Γ</m:t>
-        </m:r>
-        <m:r>
-          <m:rPr>
-            <m:sty m:val="p"/>
-          </m:rPr>
-          <m:t>(</m:t>
-        </m:r>
-        <m:r>
-          <m:t>x</m:t>
-        </m:r>
-        <m:r>
-          <m:rPr>
-            <m:sty m:val="p"/>
-          </m:rPr>
-          <m:t>+</m:t>
-        </m:r>
-        <m:r>
-          <m:t>1</m:t>
-        </m:r>
-        <m:r>
-          <m:rPr>
-            <m:sty m:val="p"/>
-          </m:rPr>
-          <m:t>)</m:t>
-        </m:r>
-        <m:r>
-          <m:rPr>
-            <m:sty m:val="p"/>
-          </m:rPr>
-          <m:t>=</m:t>
-        </m:r>
-        <m:r>
-          <m:t>x</m:t>
-        </m:r>
-        <m:r>
-          <m:t> </m:t>
-        </m:r>
-        <m:r>
-          <m:rPr>
-            <m:sty m:val="p"/>
-          </m:rPr>
-          <m:t>Γ</m:t>
-        </m:r>
-        <m:r>
-          <m:rPr>
-            <m:sty m:val="p"/>
-          </m:rPr>
-          <m:t>(</m:t>
-        </m:r>
-        <m:r>
-          <m:t>x</m:t>
-        </m:r>
-        <m:r>
-          <m:rPr>
-            <m:sty m:val="p"/>
-          </m:rPr>
-          <m:t>)</m:t>
-        </m:r>
-      </m:oMath>
-      <w:ins w:id="190" w:author="PR Preview" w:date="2026-01-01T00:00:00Z">
-        <w:r>
-          <w:t xml:space="preserve"> </w:t>
-        </w:r>
-      </w:ins>
-      <m:oMath>
-        <m:r>
-          <m:t>y</m:t>
-        </m:r>
-      </m:oMath>
-      <w:ins w:id="191" w:author="PR Preview" w:date="2026-01-01T00:00:00Z">
-        <w:r>
-          <w:t xml:space="preserve"> </w:t>
-        </w:r>
-      </w:ins>
-      <w:ins w:id="192" w:author="PR Preview" w:date="2026-01-01T00:00:00Z">
-        <w:r>
-          <w:t xml:space="preserve">times</w:t>
         </w:r>
       </w:ins>
       <w:ins w:id="193" w:author="PR Preview" w:date="2026-01-01T00:00:00Z">
@@ -24316,7 +24265,7 @@
       </w:ins>
       <w:ins w:id="194" w:author="PR Preview" w:date="2026-01-01T00:00:00Z">
         <w:r>
-          <w:t xml:space="preserve">(for</w:t>
+          <w:t xml:space="preserve">by applying</w:t>
         </w:r>
       </w:ins>
       <w:ins w:id="195" w:author="PR Preview" w:date="2026-01-01T00:00:00Z">
@@ -24326,7 +24275,34 @@
       </w:ins>
       <m:oMath>
         <m:r>
-          <m:t>y</m:t>
+          <m:rPr>
+            <m:sty m:val="p"/>
+          </m:rPr>
+          <m:t>Γ</m:t>
+        </m:r>
+        <m:r>
+          <m:rPr>
+            <m:sty m:val="p"/>
+          </m:rPr>
+          <m:t>(</m:t>
+        </m:r>
+        <m:r>
+          <m:t>x</m:t>
+        </m:r>
+        <m:r>
+          <m:rPr>
+            <m:sty m:val="p"/>
+          </m:rPr>
+          <m:t>+</m:t>
+        </m:r>
+        <m:r>
+          <m:t>1</m:t>
+        </m:r>
+        <m:r>
+          <m:rPr>
+            <m:sty m:val="p"/>
+          </m:rPr>
+          <m:t>)</m:t>
         </m:r>
         <m:r>
           <m:rPr>
@@ -24335,10 +24311,83 @@
           <m:t>=</m:t>
         </m:r>
         <m:r>
-          <m:t>0</m:t>
+          <m:t>x</m:t>
+        </m:r>
+        <m:r>
+          <m:t> </m:t>
+        </m:r>
+        <m:r>
+          <m:rPr>
+            <m:sty m:val="p"/>
+          </m:rPr>
+          <m:t>Γ</m:t>
+        </m:r>
+        <m:r>
+          <m:rPr>
+            <m:sty m:val="p"/>
+          </m:rPr>
+          <m:t>(</m:t>
+        </m:r>
+        <m:r>
+          <m:t>x</m:t>
+        </m:r>
+        <m:r>
+          <m:rPr>
+            <m:sty m:val="p"/>
+          </m:rPr>
+          <m:t>)</m:t>
         </m:r>
       </m:oMath>
       <w:ins w:id="196" w:author="PR Preview" w:date="2026-01-01T00:00:00Z">
+        <w:r>
+          <w:t xml:space="preserve"> </w:t>
+        </w:r>
+      </w:ins>
+      <m:oMath>
+        <m:r>
+          <m:t>y</m:t>
+        </m:r>
+      </m:oMath>
+      <w:ins w:id="197" w:author="PR Preview" w:date="2026-01-01T00:00:00Z">
+        <w:r>
+          <w:t xml:space="preserve"> </w:t>
+        </w:r>
+      </w:ins>
+      <w:ins w:id="198" w:author="PR Preview" w:date="2026-01-01T00:00:00Z">
+        <w:r>
+          <w:t xml:space="preserve">times</w:t>
+        </w:r>
+      </w:ins>
+      <w:ins w:id="199" w:author="PR Preview" w:date="2026-01-01T00:00:00Z">
+        <w:r>
+          <w:t xml:space="preserve"> </w:t>
+        </w:r>
+      </w:ins>
+      <w:ins w:id="200" w:author="PR Preview" w:date="2026-01-01T00:00:00Z">
+        <w:r>
+          <w:t xml:space="preserve">(for</w:t>
+        </w:r>
+      </w:ins>
+      <w:ins w:id="201" w:author="PR Preview" w:date="2026-01-01T00:00:00Z">
+        <w:r>
+          <w:t xml:space="preserve"> </w:t>
+        </w:r>
+      </w:ins>
+      <m:oMath>
+        <m:r>
+          <m:t>y</m:t>
+        </m:r>
+        <m:r>
+          <m:rPr>
+            <m:sty m:val="p"/>
+          </m:rPr>
+          <m:t>=</m:t>
+        </m:r>
+        <m:r>
+          <m:t>0</m:t>
+        </m:r>
+      </m:oMath>
+      <w:ins w:id="202" w:author="PR Preview" w:date="2026-01-01T00:00:00Z">
         <w:r>
           <w:t xml:space="preserve">, the product is empty and equals 1), so:</w:t>
         </w:r>

--- a/pr-preview/pr-214/distributions-tracked-changes.docx
+++ b/pr-preview/pr-214/distributions-tracked-changes.docx
@@ -16,7 +16,7 @@
       </w:pPr>
       <w:del w:id="1" w:author="PR Preview" w:date="2026-01-01T00:00:00Z">
         <w:r>
-          <w:delText xml:space="preserve">Last modified: 2026-10-18 13:21:58 (PDT)</w:delText>
+          <w:delText xml:space="preserve">Last modified: 2026-10-18 23:49:20 (PDT)</w:delText>
         </w:r>
       </w:del>
     </w:p>
@@ -26,7 +26,7 @@
       </w:pPr>
       <w:ins w:id="2" w:author="PR Preview" w:date="2026-01-01T00:00:00Z">
         <w:r>
-          <w:t xml:space="preserve">Last modified: 2026-10-18 22:11:43 (PDT)</w:t>
+          <w:t xml:space="preserve">Last modified: 2026-10-19 00:02:54 (PDT)</w:t>
         </w:r>
       </w:ins>
     </w:p>
